--- a/Informe_TFG_Bastian_Darwit_v7.docx
+++ b/Informe_TFG_Bastian_Darwit_v7.docx
@@ -25,7 +25,7 @@
                     <pic:cNvPicPr/>
                   </pic:nvPicPr>
                   <pic:blipFill>
-                    <a:blip r:embed="rId6"/>
+                    <a:blip r:embed="rId7"/>
                     <a:stretch>
                       <a:fillRect/>
                     </a:stretch>
@@ -51,7 +51,7 @@
         <w:pStyle w:val="Portada"/>
       </w:pPr>
       <w:r>
-        <w:t xml:space="preserve">UNIVERSIDAD DE LA FRONTERA</w:t>
+        <w:t>UNIVERSIDAD DE LA FRONTERA</w:t>
       </w:r>
     </w:p>
     <w:p>
@@ -59,7 +59,7 @@
         <w:pStyle w:val="Portada"/>
       </w:pPr>
       <w:r>
-        <w:t xml:space="preserve">FACULTAD DE INGENIERÍA Y CIENCIAS</w:t>
+        <w:t>FACULTAD DE INGENIERÍA Y CIENCIAS</w:t>
       </w:r>
     </w:p>
     <w:p/>
@@ -69,7 +69,7 @@
         <w:pStyle w:val="Portada"/>
       </w:pPr>
       <w:r>
-        <w:t xml:space="preserve">PROPUESTA DE UN SISTEMA DE GESTIÓN DE RIESGOS PARA LOS MACROPROCESOS DE GESTIÓN DE PERSONAS (MP8) Y SERVICIOS GENERALES (MP21) DE CELULOSA ARAUCO Y CONSTITUCIÓN S.A.</w:t>
+        <w:t>PROPUESTA DE UN SISTEMA DE GESTIÓN DE RIESGOS PARA LOS MACROPROCESOS DE GESTIÓN DE PERSONAS (MP8) Y SERVICIOS GENERALES (MP21) DE CELULOSA ARAUCO Y CONSTITUCIÓN S.A.</w:t>
       </w:r>
     </w:p>
     <w:p/>
@@ -79,7 +79,7 @@
         <w:pStyle w:val="Portada"/>
       </w:pPr>
       <w:r>
-        <w:t xml:space="preserve">TRABAJO FINAL PARA OBTENER EL GRADO DE</w:t>
+        <w:t>TRABAJO FINAL PARA OBTENER EL GRADO DE</w:t>
       </w:r>
     </w:p>
     <w:p>
@@ -87,7 +87,7 @@
         <w:pStyle w:val="Portada"/>
       </w:pPr>
       <w:r>
-        <w:t xml:space="preserve">MAGÍSTER EN SISTEMAS DE GESTIÓN INTEGRAL DE LA CALIDAD</w:t>
+        <w:t>MAGÍSTER EN SISTEMAS DE GESTIÓN INTEGRAL DE LA CALIDAD</w:t>
       </w:r>
     </w:p>
     <w:p/>
@@ -97,7 +97,7 @@
         <w:pStyle w:val="Portada"/>
       </w:pPr>
       <w:r>
-        <w:t xml:space="preserve">BASTIÁN DARWIT VERA</w:t>
+        <w:t>BASTIÁN DARWIT VERA</w:t>
       </w:r>
     </w:p>
     <w:p/>
@@ -106,7 +106,7 @@
         <w:pStyle w:val="Portada"/>
       </w:pPr>
       <w:r>
-        <w:t xml:space="preserve">PROFESOR GUÍA: CARLOS MUÑOZ P.</w:t>
+        <w:t>PROFESOR GUÍA: CARLOS MUÑOZ P.</w:t>
       </w:r>
     </w:p>
     <w:p>
@@ -114,7 +114,7 @@
         <w:pStyle w:val="Portada"/>
       </w:pPr>
       <w:r>
-        <w:t xml:space="preserve">PROFESOR CO-GUÍA: MANUEL ECHIBURÚ F.</w:t>
+        <w:t>PROFESOR CO-GUÍA: MANUEL ECHIBURÚ F.</w:t>
       </w:r>
     </w:p>
     <w:p/>
@@ -124,7 +124,7 @@
         <w:pStyle w:val="Portada"/>
       </w:pPr>
       <w:r>
-        <w:t xml:space="preserve">Temuco, septiembre 2026</w:t>
+        <w:t>Temuco, septiembre 2026</w:t>
       </w:r>
     </w:p>
     <w:p>
@@ -147,11 +147,12 @@
         <w:rPr>
           <w:noProof/>
         </w:rPr>
+        <w:lastRenderedPageBreak/>
         <w:drawing>
           <wp:inline distT="0" distB="0" distL="0" distR="0" wp14:anchorId="225AD875" wp14:editId="122EB508">
             <wp:extent cx="1152000" cy="968309"/>
             <wp:effectExtent l="0" t="0" r="0" b="0"/>
-            <wp:docPr id="571336811" name="Logo Universidad de La Frontera" descr="Logo Universidad de La Frontera"/>
+            <wp:docPr id="1808323262" name="Logo Universidad de La Frontera" descr="Logo Universidad de La Frontera"/>
             <wp:cNvGraphicFramePr/>
             <a:graphic xmlns:a="http://schemas.openxmlformats.org/drawingml/2006/main">
               <a:graphicData uri="http://schemas.openxmlformats.org/drawingml/2006/picture">
@@ -161,7 +162,7 @@
                     <pic:cNvPicPr/>
                   </pic:nvPicPr>
                   <pic:blipFill>
-                    <a:blip r:embed="rId6"/>
+                    <a:blip r:embed="rId7"/>
                     <a:stretch>
                       <a:fillRect/>
                     </a:stretch>
@@ -187,7 +188,7 @@
         <w:pStyle w:val="Portada"/>
       </w:pPr>
       <w:r>
-        <w:t xml:space="preserve">UNIVERSIDAD DE LA FRONTERA</w:t>
+        <w:t>UNIVERSIDAD DE LA FRONTERA</w:t>
       </w:r>
     </w:p>
     <w:p>
@@ -195,7 +196,7 @@
         <w:pStyle w:val="Portada"/>
       </w:pPr>
       <w:r>
-        <w:t xml:space="preserve">FACULTAD DE INGENIERÍA Y CIENCIAS</w:t>
+        <w:t>FACULTAD DE INGENIERÍA Y CIENCIAS</w:t>
       </w:r>
     </w:p>
     <w:p/>
@@ -205,7 +206,7 @@
         <w:pStyle w:val="Portada"/>
       </w:pPr>
       <w:r>
-        <w:t xml:space="preserve">PROPUESTA DE UN SISTEMA DE GESTIÓN DE RIESGOS PARA LOS MACROPROCESOS DE GESTIÓN DE PERSONAS (MP8) Y SERVICIOS GENERALES (MP21) DE CELULOSA ARAUCO Y CONSTITUCIÓN S.A.</w:t>
+        <w:t>PROPUESTA DE UN SISTEMA DE GESTIÓN DE RIESGOS PARA LOS MACROPROCESOS DE GESTIÓN DE PERSONAS (MP8) Y SERVICIOS GENERALES (MP21) DE CELULOSA ARAUCO Y CONSTITUCIÓN S.A.</w:t>
       </w:r>
     </w:p>
     <w:p/>
@@ -215,7 +216,7 @@
         <w:pStyle w:val="Portada"/>
       </w:pPr>
       <w:r>
-        <w:t xml:space="preserve">BASTIÁN DARWIT VERA</w:t>
+        <w:t>BASTIÁN DARWIT VERA</w:t>
       </w:r>
     </w:p>
     <w:p/>
@@ -224,7 +225,7 @@
         <w:pStyle w:val="Portada"/>
       </w:pPr>
       <w:r>
-        <w:t xml:space="preserve">PROFESOR GUÍA: CARLOS MUÑOZ P.</w:t>
+        <w:t>PROFESOR GUÍA: CARLOS MUÑOZ P.</w:t>
       </w:r>
     </w:p>
     <w:p>
@@ -232,7 +233,7 @@
         <w:pStyle w:val="Portada"/>
       </w:pPr>
       <w:r>
-        <w:t xml:space="preserve">PROFESOR CO-GUÍA: MANUEL ECHIBURÚ F.</w:t>
+        <w:t>PROFESOR CO-GUÍA: MANUEL ECHIBURÚ F.</w:t>
       </w:r>
     </w:p>
     <w:p/>
@@ -242,7 +243,7 @@
         <w:pStyle w:val="Portada"/>
       </w:pPr>
       <w:r>
-        <w:t xml:space="preserve">Temuco, septiembre 2026</w:t>
+        <w:t>Temuco, septiembre 2026</w:t>
       </w:r>
     </w:p>
     <w:p>
@@ -259,11 +260,12 @@
         <w:rPr>
           <w:noProof/>
         </w:rPr>
+        <w:lastRenderedPageBreak/>
         <w:drawing>
           <wp:inline distT="0" distB="0" distL="0" distR="0" wp14:anchorId="225AD875" wp14:editId="122EB508">
             <wp:extent cx="1152000" cy="968309"/>
             <wp:effectExtent l="0" t="0" r="0" b="0"/>
-            <wp:docPr id="571336811" name="Logo Universidad de La Frontera" descr="Logo Universidad de La Frontera"/>
+            <wp:docPr id="1960766895" name="Logo Universidad de La Frontera" descr="Logo Universidad de La Frontera"/>
             <wp:cNvGraphicFramePr/>
             <a:graphic xmlns:a="http://schemas.openxmlformats.org/drawingml/2006/main">
               <a:graphicData uri="http://schemas.openxmlformats.org/drawingml/2006/picture">
@@ -273,7 +275,7 @@
                     <pic:cNvPicPr/>
                   </pic:nvPicPr>
                   <pic:blipFill>
-                    <a:blip r:embed="rId6"/>
+                    <a:blip r:embed="rId7"/>
                     <a:stretch>
                       <a:fillRect/>
                     </a:stretch>
@@ -680,7 +682,7 @@
         <w:pStyle w:val="Ttulo1"/>
         <w:pageBreakBefore w:val="0"/>
       </w:pPr>
-      <w:bookmarkStart w:id="0" w:name="_Toc240048087"/>
+      <w:bookmarkStart w:id="0" w:name="_Toc240411640"/>
       <w:r>
         <w:lastRenderedPageBreak/>
         <w:t>ÍNDICE DE CONTENIDOS</w:t>
@@ -706,7 +708,7 @@
       <w:r>
         <w:fldChar w:fldCharType="separate"/>
       </w:r>
-      <w:hyperlink w:anchor="_Toc240048087" w:history="1">
+      <w:hyperlink w:anchor="_Toc240411640" w:history="1">
         <w:r>
           <w:rPr>
             <w:rStyle w:val="Hipervnculo"/>
@@ -733,7 +735,7 @@
             <w:noProof/>
             <w:webHidden/>
           </w:rPr>
-          <w:instrText xml:space="preserve"> PAGEREF _Toc240048087 \h </w:instrText>
+          <w:instrText xml:space="preserve"> PAGEREF _Toc240411640 \h </w:instrText>
         </w:r>
         <w:r>
           <w:rPr>
@@ -774,7 +776,7 @@
           <w14:ligatures w14:val="standardContextual"/>
         </w:rPr>
       </w:pPr>
-      <w:hyperlink w:anchor="_Toc240048088" w:history="1">
+      <w:hyperlink w:anchor="_Toc240411641" w:history="1">
         <w:r>
           <w:rPr>
             <w:rStyle w:val="Hipervnculo"/>
@@ -801,7 +803,7 @@
             <w:noProof/>
             <w:webHidden/>
           </w:rPr>
-          <w:instrText xml:space="preserve"> PAGEREF _Toc240048088 \h </w:instrText>
+          <w:instrText xml:space="preserve"> PAGEREF _Toc240411641 \h </w:instrText>
         </w:r>
         <w:r>
           <w:rPr>
@@ -842,7 +844,7 @@
           <w14:ligatures w14:val="standardContextual"/>
         </w:rPr>
       </w:pPr>
-      <w:hyperlink w:anchor="_Toc240048089" w:history="1">
+      <w:hyperlink w:anchor="_Toc240411642" w:history="1">
         <w:r>
           <w:rPr>
             <w:rStyle w:val="Hipervnculo"/>
@@ -869,7 +871,7 @@
             <w:noProof/>
             <w:webHidden/>
           </w:rPr>
-          <w:instrText xml:space="preserve"> PAGEREF _Toc240048089 \h </w:instrText>
+          <w:instrText xml:space="preserve"> PAGEREF _Toc240411642 \h </w:instrText>
         </w:r>
         <w:r>
           <w:rPr>
@@ -910,7 +912,7 @@
           <w14:ligatures w14:val="standardContextual"/>
         </w:rPr>
       </w:pPr>
-      <w:hyperlink w:anchor="_Toc240048090" w:history="1">
+      <w:hyperlink w:anchor="_Toc240411643" w:history="1">
         <w:r>
           <w:rPr>
             <w:rStyle w:val="Hipervnculo"/>
@@ -937,7 +939,7 @@
             <w:noProof/>
             <w:webHidden/>
           </w:rPr>
-          <w:instrText xml:space="preserve"> PAGEREF _Toc240048090 \h </w:instrText>
+          <w:instrText xml:space="preserve"> PAGEREF _Toc240411643 \h </w:instrText>
         </w:r>
         <w:r>
           <w:rPr>
@@ -978,7 +980,7 @@
           <w14:ligatures w14:val="standardContextual"/>
         </w:rPr>
       </w:pPr>
-      <w:hyperlink w:anchor="_Toc240048091" w:history="1">
+      <w:hyperlink w:anchor="_Toc240411644" w:history="1">
         <w:r>
           <w:rPr>
             <w:rStyle w:val="Hipervnculo"/>
@@ -1005,7 +1007,7 @@
             <w:noProof/>
             <w:webHidden/>
           </w:rPr>
-          <w:instrText xml:space="preserve"> PAGEREF _Toc240048091 \h </w:instrText>
+          <w:instrText xml:space="preserve"> PAGEREF _Toc240411644 \h </w:instrText>
         </w:r>
         <w:r>
           <w:rPr>
@@ -1046,7 +1048,7 @@
           <w14:ligatures w14:val="standardContextual"/>
         </w:rPr>
       </w:pPr>
-      <w:hyperlink w:anchor="_Toc240048092" w:history="1">
+      <w:hyperlink w:anchor="_Toc240411645" w:history="1">
         <w:r>
           <w:rPr>
             <w:rStyle w:val="Hipervnculo"/>
@@ -1073,7 +1075,7 @@
             <w:noProof/>
             <w:webHidden/>
           </w:rPr>
-          <w:instrText xml:space="preserve"> PAGEREF _Toc240048092 \h </w:instrText>
+          <w:instrText xml:space="preserve"> PAGEREF _Toc240411645 \h </w:instrText>
         </w:r>
         <w:r>
           <w:rPr>
@@ -1114,7 +1116,7 @@
           <w14:ligatures w14:val="standardContextual"/>
         </w:rPr>
       </w:pPr>
-      <w:hyperlink w:anchor="_Toc240048093" w:history="1">
+      <w:hyperlink w:anchor="_Toc240411646" w:history="1">
         <w:r>
           <w:rPr>
             <w:rStyle w:val="Hipervnculo"/>
@@ -1141,7 +1143,7 @@
             <w:noProof/>
             <w:webHidden/>
           </w:rPr>
-          <w:instrText xml:space="preserve"> PAGEREF _Toc240048093 \h </w:instrText>
+          <w:instrText xml:space="preserve"> PAGEREF _Toc240411646 \h </w:instrText>
         </w:r>
         <w:r>
           <w:rPr>
@@ -1179,10 +1181,13 @@
           <w:tab w:val="right" w:leader="dot" w:pos="9112"/>
         </w:tabs>
         <w:rPr>
+          <w:rFonts w:asciiTheme="minorHAnsi" w:eastAsiaTheme="minorEastAsia" w:hAnsiTheme="minorHAnsi" w:cstheme="minorBidi"/>
           <w:noProof/>
+          <w:kern w:val="2"/>
+          <w14:ligatures w14:val="standardContextual"/>
         </w:rPr>
       </w:pPr>
-      <w:hyperlink w:anchor="_Toc240048094" w:history="1">
+      <w:hyperlink w:anchor="_Toc240411647" w:history="1">
         <w:r>
           <w:rPr>
             <w:rStyle w:val="Hipervnculo"/>
@@ -1209,7 +1214,7 @@
             <w:noProof/>
             <w:webHidden/>
           </w:rPr>
-          <w:instrText xml:space="preserve"> PAGEREF _Toc240048094 \h </w:instrText>
+          <w:instrText xml:space="preserve"> PAGEREF _Toc240411647 \h </w:instrText>
         </w:r>
         <w:r>
           <w:rPr>
@@ -1247,10 +1252,13 @@
           <w:tab w:val="right" w:leader="dot" w:pos="9112"/>
         </w:tabs>
         <w:rPr>
+          <w:rFonts w:asciiTheme="minorHAnsi" w:eastAsiaTheme="minorEastAsia" w:hAnsiTheme="minorHAnsi" w:cstheme="minorBidi"/>
           <w:noProof/>
+          <w:kern w:val="2"/>
+          <w14:ligatures w14:val="standardContextual"/>
         </w:rPr>
       </w:pPr>
-      <w:hyperlink w:anchor="_Toc240048095" w:history="1">
+      <w:hyperlink w:anchor="_Toc240411648" w:history="1">
         <w:r>
           <w:rPr>
             <w:rStyle w:val="Hipervnculo"/>
@@ -1277,7 +1285,7 @@
             <w:noProof/>
             <w:webHidden/>
           </w:rPr>
-          <w:instrText xml:space="preserve"> PAGEREF _Toc240048095 \h </w:instrText>
+          <w:instrText xml:space="preserve"> PAGEREF _Toc240411648 \h </w:instrText>
         </w:r>
         <w:r>
           <w:rPr>
@@ -1315,10 +1323,13 @@
           <w:tab w:val="right" w:leader="dot" w:pos="9112"/>
         </w:tabs>
         <w:rPr>
+          <w:rFonts w:asciiTheme="minorHAnsi" w:eastAsiaTheme="minorEastAsia" w:hAnsiTheme="minorHAnsi" w:cstheme="minorBidi"/>
           <w:noProof/>
+          <w:kern w:val="2"/>
+          <w14:ligatures w14:val="standardContextual"/>
         </w:rPr>
       </w:pPr>
-      <w:hyperlink w:anchor="_Toc240048096" w:history="1">
+      <w:hyperlink w:anchor="_Toc240411649" w:history="1">
         <w:r>
           <w:rPr>
             <w:rStyle w:val="Hipervnculo"/>
@@ -1345,7 +1356,7 @@
             <w:noProof/>
             <w:webHidden/>
           </w:rPr>
-          <w:instrText xml:space="preserve"> PAGEREF _Toc240048096 \h </w:instrText>
+          <w:instrText xml:space="preserve"> PAGEREF _Toc240411649 \h </w:instrText>
         </w:r>
         <w:r>
           <w:rPr>
@@ -1383,10 +1394,13 @@
           <w:tab w:val="right" w:leader="dot" w:pos="9112"/>
         </w:tabs>
         <w:rPr>
+          <w:rFonts w:asciiTheme="minorHAnsi" w:eastAsiaTheme="minorEastAsia" w:hAnsiTheme="minorHAnsi" w:cstheme="minorBidi"/>
           <w:noProof/>
+          <w:kern w:val="2"/>
+          <w14:ligatures w14:val="standardContextual"/>
         </w:rPr>
       </w:pPr>
-      <w:hyperlink w:anchor="_Toc240048097" w:history="1">
+      <w:hyperlink w:anchor="_Toc240411650" w:history="1">
         <w:r>
           <w:rPr>
             <w:rStyle w:val="Hipervnculo"/>
@@ -1413,7 +1427,7 @@
             <w:noProof/>
             <w:webHidden/>
           </w:rPr>
-          <w:instrText xml:space="preserve"> PAGEREF _Toc240048097 \h </w:instrText>
+          <w:instrText xml:space="preserve"> PAGEREF _Toc240411650 \h </w:instrText>
         </w:r>
         <w:r>
           <w:rPr>
@@ -1451,10 +1465,13 @@
           <w:tab w:val="right" w:leader="dot" w:pos="9112"/>
         </w:tabs>
         <w:rPr>
+          <w:rFonts w:asciiTheme="minorHAnsi" w:eastAsiaTheme="minorEastAsia" w:hAnsiTheme="minorHAnsi" w:cstheme="minorBidi"/>
           <w:noProof/>
+          <w:kern w:val="2"/>
+          <w14:ligatures w14:val="standardContextual"/>
         </w:rPr>
       </w:pPr>
-      <w:hyperlink w:anchor="_Toc240048098" w:history="1">
+      <w:hyperlink w:anchor="_Toc240411651" w:history="1">
         <w:r>
           <w:rPr>
             <w:rStyle w:val="Hipervnculo"/>
@@ -1481,7 +1498,7 @@
             <w:noProof/>
             <w:webHidden/>
           </w:rPr>
-          <w:instrText xml:space="preserve"> PAGEREF _Toc240048098 \h </w:instrText>
+          <w:instrText xml:space="preserve"> PAGEREF _Toc240411651 \h </w:instrText>
         </w:r>
         <w:r>
           <w:rPr>
@@ -1519,10 +1536,13 @@
           <w:tab w:val="right" w:leader="dot" w:pos="9112"/>
         </w:tabs>
         <w:rPr>
+          <w:rFonts w:asciiTheme="minorHAnsi" w:eastAsiaTheme="minorEastAsia" w:hAnsiTheme="minorHAnsi" w:cstheme="minorBidi"/>
           <w:noProof/>
+          <w:kern w:val="2"/>
+          <w14:ligatures w14:val="standardContextual"/>
         </w:rPr>
       </w:pPr>
-      <w:hyperlink w:anchor="_Toc240048099" w:history="1">
+      <w:hyperlink w:anchor="_Toc240411652" w:history="1">
         <w:r>
           <w:rPr>
             <w:rStyle w:val="Hipervnculo"/>
@@ -1549,7 +1569,7 @@
             <w:noProof/>
             <w:webHidden/>
           </w:rPr>
-          <w:instrText xml:space="preserve"> PAGEREF _Toc240048099 \h </w:instrText>
+          <w:instrText xml:space="preserve"> PAGEREF _Toc240411652 \h </w:instrText>
         </w:r>
         <w:r>
           <w:rPr>
@@ -1587,10 +1607,13 @@
           <w:tab w:val="right" w:leader="dot" w:pos="9112"/>
         </w:tabs>
         <w:rPr>
+          <w:rFonts w:asciiTheme="minorHAnsi" w:eastAsiaTheme="minorEastAsia" w:hAnsiTheme="minorHAnsi" w:cstheme="minorBidi"/>
           <w:noProof/>
+          <w:kern w:val="2"/>
+          <w14:ligatures w14:val="standardContextual"/>
         </w:rPr>
       </w:pPr>
-      <w:hyperlink w:anchor="_Toc240048100" w:history="1">
+      <w:hyperlink w:anchor="_Toc240411653" w:history="1">
         <w:r>
           <w:rPr>
             <w:rStyle w:val="Hipervnculo"/>
@@ -1617,7 +1640,7 @@
             <w:noProof/>
             <w:webHidden/>
           </w:rPr>
-          <w:instrText xml:space="preserve"> PAGEREF _Toc240048100 \h </w:instrText>
+          <w:instrText xml:space="preserve"> PAGEREF _Toc240411653 \h </w:instrText>
         </w:r>
         <w:r>
           <w:rPr>
@@ -1655,16 +1678,19 @@
           <w:tab w:val="right" w:leader="dot" w:pos="9112"/>
         </w:tabs>
         <w:rPr>
+          <w:rFonts w:asciiTheme="minorHAnsi" w:eastAsiaTheme="minorEastAsia" w:hAnsiTheme="minorHAnsi" w:cstheme="minorBidi"/>
           <w:noProof/>
+          <w:kern w:val="2"/>
+          <w14:ligatures w14:val="standardContextual"/>
         </w:rPr>
       </w:pPr>
-      <w:hyperlink w:anchor="_Toc240048101" w:history="1">
+      <w:hyperlink w:anchor="_Toc240411654" w:history="1">
         <w:r>
           <w:rPr>
             <w:rStyle w:val="Hipervnculo"/>
             <w:noProof/>
           </w:rPr>
-          <w:t>1.4.4. Gestión de riesgos y metodología COSO II</w:t>
+          <w:t>1.4.4. Gestión de riesgos y COSO II</w:t>
         </w:r>
         <w:r>
           <w:rPr>
@@ -1685,7 +1711,7 @@
             <w:noProof/>
             <w:webHidden/>
           </w:rPr>
-          <w:instrText xml:space="preserve"> PAGEREF _Toc240048101 \h </w:instrText>
+          <w:instrText xml:space="preserve"> PAGEREF _Toc240411654 \h </w:instrText>
         </w:r>
         <w:r>
           <w:rPr>
@@ -1723,10 +1749,13 @@
           <w:tab w:val="right" w:leader="dot" w:pos="9112"/>
         </w:tabs>
         <w:rPr>
+          <w:rFonts w:asciiTheme="minorHAnsi" w:eastAsiaTheme="minorEastAsia" w:hAnsiTheme="minorHAnsi" w:cstheme="minorBidi"/>
           <w:noProof/>
+          <w:kern w:val="2"/>
+          <w14:ligatures w14:val="standardContextual"/>
         </w:rPr>
       </w:pPr>
-      <w:hyperlink w:anchor="_Toc240048102" w:history="1">
+      <w:hyperlink w:anchor="_Toc240411655" w:history="1">
         <w:r>
           <w:rPr>
             <w:rStyle w:val="Hipervnculo"/>
@@ -1753,7 +1782,7 @@
             <w:noProof/>
             <w:webHidden/>
           </w:rPr>
-          <w:instrText xml:space="preserve"> PAGEREF _Toc240048102 \h </w:instrText>
+          <w:instrText xml:space="preserve"> PAGEREF _Toc240411655 \h </w:instrText>
         </w:r>
         <w:r>
           <w:rPr>
@@ -1791,10 +1820,13 @@
           <w:tab w:val="right" w:leader="dot" w:pos="9112"/>
         </w:tabs>
         <w:rPr>
+          <w:rFonts w:asciiTheme="minorHAnsi" w:eastAsiaTheme="minorEastAsia" w:hAnsiTheme="minorHAnsi" w:cstheme="minorBidi"/>
           <w:noProof/>
+          <w:kern w:val="2"/>
+          <w14:ligatures w14:val="standardContextual"/>
         </w:rPr>
       </w:pPr>
-      <w:hyperlink w:anchor="_Toc240048103" w:history="1">
+      <w:hyperlink w:anchor="_Toc240411656" w:history="1">
         <w:r>
           <w:rPr>
             <w:rStyle w:val="Hipervnculo"/>
@@ -1821,7 +1853,7 @@
             <w:noProof/>
             <w:webHidden/>
           </w:rPr>
-          <w:instrText xml:space="preserve"> PAGEREF _Toc240048103 \h </w:instrText>
+          <w:instrText xml:space="preserve"> PAGEREF _Toc240411656 \h </w:instrText>
         </w:r>
         <w:r>
           <w:rPr>
@@ -1859,10 +1891,13 @@
           <w:tab w:val="right" w:leader="dot" w:pos="9112"/>
         </w:tabs>
         <w:rPr>
+          <w:rFonts w:asciiTheme="minorHAnsi" w:eastAsiaTheme="minorEastAsia" w:hAnsiTheme="minorHAnsi" w:cstheme="minorBidi"/>
           <w:noProof/>
+          <w:kern w:val="2"/>
+          <w14:ligatures w14:val="standardContextual"/>
         </w:rPr>
       </w:pPr>
-      <w:hyperlink w:anchor="_Toc240048104" w:history="1">
+      <w:hyperlink w:anchor="_Toc240411657" w:history="1">
         <w:r>
           <w:rPr>
             <w:rStyle w:val="Hipervnculo"/>
@@ -1889,7 +1924,7 @@
             <w:noProof/>
             <w:webHidden/>
           </w:rPr>
-          <w:instrText xml:space="preserve"> PAGEREF _Toc240048104 \h </w:instrText>
+          <w:instrText xml:space="preserve"> PAGEREF _Toc240411657 \h </w:instrText>
         </w:r>
         <w:r>
           <w:rPr>
@@ -1927,10 +1962,13 @@
           <w:tab w:val="right" w:leader="dot" w:pos="9112"/>
         </w:tabs>
         <w:rPr>
+          <w:rFonts w:asciiTheme="minorHAnsi" w:eastAsiaTheme="minorEastAsia" w:hAnsiTheme="minorHAnsi" w:cstheme="minorBidi"/>
           <w:noProof/>
+          <w:kern w:val="2"/>
+          <w14:ligatures w14:val="standardContextual"/>
         </w:rPr>
       </w:pPr>
-      <w:hyperlink w:anchor="_Toc240048105" w:history="1">
+      <w:hyperlink w:anchor="_Toc240411658" w:history="1">
         <w:r>
           <w:rPr>
             <w:rStyle w:val="Hipervnculo"/>
@@ -1957,7 +1995,7 @@
             <w:noProof/>
             <w:webHidden/>
           </w:rPr>
-          <w:instrText xml:space="preserve"> PAGEREF _Toc240048105 \h </w:instrText>
+          <w:instrText xml:space="preserve"> PAGEREF _Toc240411658 \h </w:instrText>
         </w:r>
         <w:r>
           <w:rPr>
@@ -1995,10 +2033,13 @@
           <w:tab w:val="right" w:leader="dot" w:pos="9112"/>
         </w:tabs>
         <w:rPr>
+          <w:rFonts w:asciiTheme="minorHAnsi" w:eastAsiaTheme="minorEastAsia" w:hAnsiTheme="minorHAnsi" w:cstheme="minorBidi"/>
           <w:noProof/>
+          <w:kern w:val="2"/>
+          <w14:ligatures w14:val="standardContextual"/>
         </w:rPr>
       </w:pPr>
-      <w:hyperlink w:anchor="_Toc240048106" w:history="1">
+      <w:hyperlink w:anchor="_Toc240411659" w:history="1">
         <w:r>
           <w:rPr>
             <w:rStyle w:val="Hipervnculo"/>
@@ -2025,7 +2066,7 @@
             <w:noProof/>
             <w:webHidden/>
           </w:rPr>
-          <w:instrText xml:space="preserve"> PAGEREF _Toc240048106 \h </w:instrText>
+          <w:instrText xml:space="preserve"> PAGEREF _Toc240411659 \h </w:instrText>
         </w:r>
         <w:r>
           <w:rPr>
@@ -2063,10 +2104,13 @@
           <w:tab w:val="right" w:leader="dot" w:pos="9112"/>
         </w:tabs>
         <w:rPr>
+          <w:rFonts w:asciiTheme="minorHAnsi" w:eastAsiaTheme="minorEastAsia" w:hAnsiTheme="minorHAnsi" w:cstheme="minorBidi"/>
           <w:noProof/>
+          <w:kern w:val="2"/>
+          <w14:ligatures w14:val="standardContextual"/>
         </w:rPr>
       </w:pPr>
-      <w:hyperlink w:anchor="_Toc240048107" w:history="1">
+      <w:hyperlink w:anchor="_Toc240411660" w:history="1">
         <w:r>
           <w:rPr>
             <w:rStyle w:val="Hipervnculo"/>
@@ -2093,7 +2137,7 @@
             <w:noProof/>
             <w:webHidden/>
           </w:rPr>
-          <w:instrText xml:space="preserve"> PAGEREF _Toc240048107 \h </w:instrText>
+          <w:instrText xml:space="preserve"> PAGEREF _Toc240411660 \h </w:instrText>
         </w:r>
         <w:r>
           <w:rPr>
@@ -2131,10 +2175,13 @@
           <w:tab w:val="right" w:leader="dot" w:pos="9112"/>
         </w:tabs>
         <w:rPr>
+          <w:rFonts w:asciiTheme="minorHAnsi" w:eastAsiaTheme="minorEastAsia" w:hAnsiTheme="minorHAnsi" w:cstheme="minorBidi"/>
           <w:noProof/>
+          <w:kern w:val="2"/>
+          <w14:ligatures w14:val="standardContextual"/>
         </w:rPr>
       </w:pPr>
-      <w:hyperlink w:anchor="_Toc240048108" w:history="1">
+      <w:hyperlink w:anchor="_Toc240411661" w:history="1">
         <w:r>
           <w:rPr>
             <w:rStyle w:val="Hipervnculo"/>
@@ -2161,7 +2208,7 @@
             <w:noProof/>
             <w:webHidden/>
           </w:rPr>
-          <w:instrText xml:space="preserve"> PAGEREF _Toc240048108 \h </w:instrText>
+          <w:instrText xml:space="preserve"> PAGEREF _Toc240411661 \h </w:instrText>
         </w:r>
         <w:r>
           <w:rPr>
@@ -2202,7 +2249,7 @@
           <w14:ligatures w14:val="standardContextual"/>
         </w:rPr>
       </w:pPr>
-      <w:hyperlink w:anchor="_Toc240048109" w:history="1">
+      <w:hyperlink w:anchor="_Toc240411662" w:history="1">
         <w:r>
           <w:rPr>
             <w:rStyle w:val="Hipervnculo"/>
@@ -2229,7 +2276,7 @@
             <w:noProof/>
             <w:webHidden/>
           </w:rPr>
-          <w:instrText xml:space="preserve"> PAGEREF _Toc240048109 \h </w:instrText>
+          <w:instrText xml:space="preserve"> PAGEREF _Toc240411662 \h </w:instrText>
         </w:r>
         <w:r>
           <w:rPr>
@@ -2267,10 +2314,13 @@
           <w:tab w:val="right" w:leader="dot" w:pos="9112"/>
         </w:tabs>
         <w:rPr>
+          <w:rFonts w:asciiTheme="minorHAnsi" w:eastAsiaTheme="minorEastAsia" w:hAnsiTheme="minorHAnsi" w:cstheme="minorBidi"/>
           <w:noProof/>
+          <w:kern w:val="2"/>
+          <w14:ligatures w14:val="standardContextual"/>
         </w:rPr>
       </w:pPr>
-      <w:hyperlink w:anchor="_Toc240048110" w:history="1">
+      <w:hyperlink w:anchor="_Toc240411663" w:history="1">
         <w:r>
           <w:rPr>
             <w:rStyle w:val="Hipervnculo"/>
@@ -2297,7 +2347,7 @@
             <w:noProof/>
             <w:webHidden/>
           </w:rPr>
-          <w:instrText xml:space="preserve"> PAGEREF _Toc240048110 \h </w:instrText>
+          <w:instrText xml:space="preserve"> PAGEREF _Toc240411663 \h </w:instrText>
         </w:r>
         <w:r>
           <w:rPr>
@@ -2335,10 +2385,13 @@
           <w:tab w:val="right" w:leader="dot" w:pos="9112"/>
         </w:tabs>
         <w:rPr>
+          <w:rFonts w:asciiTheme="minorHAnsi" w:eastAsiaTheme="minorEastAsia" w:hAnsiTheme="minorHAnsi" w:cstheme="minorBidi"/>
           <w:noProof/>
+          <w:kern w:val="2"/>
+          <w14:ligatures w14:val="standardContextual"/>
         </w:rPr>
       </w:pPr>
-      <w:hyperlink w:anchor="_Toc240048111" w:history="1">
+      <w:hyperlink w:anchor="_Toc240411664" w:history="1">
         <w:r>
           <w:rPr>
             <w:rStyle w:val="Hipervnculo"/>
@@ -2365,7 +2418,7 @@
             <w:noProof/>
             <w:webHidden/>
           </w:rPr>
-          <w:instrText xml:space="preserve"> PAGEREF _Toc240048111 \h </w:instrText>
+          <w:instrText xml:space="preserve"> PAGEREF _Toc240411664 \h </w:instrText>
         </w:r>
         <w:r>
           <w:rPr>
@@ -2403,10 +2456,13 @@
           <w:tab w:val="right" w:leader="dot" w:pos="9112"/>
         </w:tabs>
         <w:rPr>
+          <w:rFonts w:asciiTheme="minorHAnsi" w:eastAsiaTheme="minorEastAsia" w:hAnsiTheme="minorHAnsi" w:cstheme="minorBidi"/>
           <w:noProof/>
+          <w:kern w:val="2"/>
+          <w14:ligatures w14:val="standardContextual"/>
         </w:rPr>
       </w:pPr>
-      <w:hyperlink w:anchor="_Toc240048112" w:history="1">
+      <w:hyperlink w:anchor="_Toc240411665" w:history="1">
         <w:r>
           <w:rPr>
             <w:rStyle w:val="Hipervnculo"/>
@@ -2433,7 +2489,7 @@
             <w:noProof/>
             <w:webHidden/>
           </w:rPr>
-          <w:instrText xml:space="preserve"> PAGEREF _Toc240048112 \h </w:instrText>
+          <w:instrText xml:space="preserve"> PAGEREF _Toc240411665 \h </w:instrText>
         </w:r>
         <w:r>
           <w:rPr>
@@ -2471,10 +2527,13 @@
           <w:tab w:val="right" w:leader="dot" w:pos="9112"/>
         </w:tabs>
         <w:rPr>
+          <w:rFonts w:asciiTheme="minorHAnsi" w:eastAsiaTheme="minorEastAsia" w:hAnsiTheme="minorHAnsi" w:cstheme="minorBidi"/>
           <w:noProof/>
+          <w:kern w:val="2"/>
+          <w14:ligatures w14:val="standardContextual"/>
         </w:rPr>
       </w:pPr>
-      <w:hyperlink w:anchor="_Toc240048113" w:history="1">
+      <w:hyperlink w:anchor="_Toc240411666" w:history="1">
         <w:r>
           <w:rPr>
             <w:rStyle w:val="Hipervnculo"/>
@@ -2501,7 +2560,7 @@
             <w:noProof/>
             <w:webHidden/>
           </w:rPr>
-          <w:instrText xml:space="preserve"> PAGEREF _Toc240048113 \h </w:instrText>
+          <w:instrText xml:space="preserve"> PAGEREF _Toc240411666 \h </w:instrText>
         </w:r>
         <w:r>
           <w:rPr>
@@ -2539,10 +2598,13 @@
           <w:tab w:val="right" w:leader="dot" w:pos="9112"/>
         </w:tabs>
         <w:rPr>
+          <w:rFonts w:asciiTheme="minorHAnsi" w:eastAsiaTheme="minorEastAsia" w:hAnsiTheme="minorHAnsi" w:cstheme="minorBidi"/>
           <w:noProof/>
+          <w:kern w:val="2"/>
+          <w14:ligatures w14:val="standardContextual"/>
         </w:rPr>
       </w:pPr>
-      <w:hyperlink w:anchor="_Toc240048114" w:history="1">
+      <w:hyperlink w:anchor="_Toc240411667" w:history="1">
         <w:r>
           <w:rPr>
             <w:rStyle w:val="Hipervnculo"/>
@@ -2569,7 +2631,7 @@
             <w:noProof/>
             <w:webHidden/>
           </w:rPr>
-          <w:instrText xml:space="preserve"> PAGEREF _Toc240048114 \h </w:instrText>
+          <w:instrText xml:space="preserve"> PAGEREF _Toc240411667 \h </w:instrText>
         </w:r>
         <w:r>
           <w:rPr>
@@ -2607,10 +2669,13 @@
           <w:tab w:val="right" w:leader="dot" w:pos="9112"/>
         </w:tabs>
         <w:rPr>
+          <w:rFonts w:asciiTheme="minorHAnsi" w:eastAsiaTheme="minorEastAsia" w:hAnsiTheme="minorHAnsi" w:cstheme="minorBidi"/>
           <w:noProof/>
+          <w:kern w:val="2"/>
+          <w14:ligatures w14:val="standardContextual"/>
         </w:rPr>
       </w:pPr>
-      <w:hyperlink w:anchor="_Toc240048115" w:history="1">
+      <w:hyperlink w:anchor="_Toc240411668" w:history="1">
         <w:r>
           <w:rPr>
             <w:rStyle w:val="Hipervnculo"/>
@@ -2637,7 +2702,7 @@
             <w:noProof/>
             <w:webHidden/>
           </w:rPr>
-          <w:instrText xml:space="preserve"> PAGEREF _Toc240048115 \h </w:instrText>
+          <w:instrText xml:space="preserve"> PAGEREF _Toc240411668 \h </w:instrText>
         </w:r>
         <w:r>
           <w:rPr>
@@ -2675,10 +2740,13 @@
           <w:tab w:val="right" w:leader="dot" w:pos="9112"/>
         </w:tabs>
         <w:rPr>
+          <w:rFonts w:asciiTheme="minorHAnsi" w:eastAsiaTheme="minorEastAsia" w:hAnsiTheme="minorHAnsi" w:cstheme="minorBidi"/>
           <w:noProof/>
+          <w:kern w:val="2"/>
+          <w14:ligatures w14:val="standardContextual"/>
         </w:rPr>
       </w:pPr>
-      <w:hyperlink w:anchor="_Toc240048116" w:history="1">
+      <w:hyperlink w:anchor="_Toc240411669" w:history="1">
         <w:r>
           <w:rPr>
             <w:rStyle w:val="Hipervnculo"/>
@@ -2705,7 +2773,7 @@
             <w:noProof/>
             <w:webHidden/>
           </w:rPr>
-          <w:instrText xml:space="preserve"> PAGEREF _Toc240048116 \h </w:instrText>
+          <w:instrText xml:space="preserve"> PAGEREF _Toc240411669 \h </w:instrText>
         </w:r>
         <w:r>
           <w:rPr>
@@ -2743,10 +2811,13 @@
           <w:tab w:val="right" w:leader="dot" w:pos="9112"/>
         </w:tabs>
         <w:rPr>
+          <w:rFonts w:asciiTheme="minorHAnsi" w:eastAsiaTheme="minorEastAsia" w:hAnsiTheme="minorHAnsi" w:cstheme="minorBidi"/>
           <w:noProof/>
+          <w:kern w:val="2"/>
+          <w14:ligatures w14:val="standardContextual"/>
         </w:rPr>
       </w:pPr>
-      <w:hyperlink w:anchor="_Toc240048117" w:history="1">
+      <w:hyperlink w:anchor="_Toc240411670" w:history="1">
         <w:r>
           <w:rPr>
             <w:rStyle w:val="Hipervnculo"/>
@@ -2773,7 +2844,7 @@
             <w:noProof/>
             <w:webHidden/>
           </w:rPr>
-          <w:instrText xml:space="preserve"> PAGEREF _Toc240048117 \h </w:instrText>
+          <w:instrText xml:space="preserve"> PAGEREF _Toc240411670 \h </w:instrText>
         </w:r>
         <w:r>
           <w:rPr>
@@ -2811,10 +2882,13 @@
           <w:tab w:val="right" w:leader="dot" w:pos="9112"/>
         </w:tabs>
         <w:rPr>
+          <w:rFonts w:asciiTheme="minorHAnsi" w:eastAsiaTheme="minorEastAsia" w:hAnsiTheme="minorHAnsi" w:cstheme="minorBidi"/>
           <w:noProof/>
+          <w:kern w:val="2"/>
+          <w14:ligatures w14:val="standardContextual"/>
         </w:rPr>
       </w:pPr>
-      <w:hyperlink w:anchor="_Toc240048118" w:history="1">
+      <w:hyperlink w:anchor="_Toc240411671" w:history="1">
         <w:r>
           <w:rPr>
             <w:rStyle w:val="Hipervnculo"/>
@@ -2841,7 +2915,7 @@
             <w:noProof/>
             <w:webHidden/>
           </w:rPr>
-          <w:instrText xml:space="preserve"> PAGEREF _Toc240048118 \h </w:instrText>
+          <w:instrText xml:space="preserve"> PAGEREF _Toc240411671 \h </w:instrText>
         </w:r>
         <w:r>
           <w:rPr>
@@ -2879,10 +2953,13 @@
           <w:tab w:val="right" w:leader="dot" w:pos="9112"/>
         </w:tabs>
         <w:rPr>
+          <w:rFonts w:asciiTheme="minorHAnsi" w:eastAsiaTheme="minorEastAsia" w:hAnsiTheme="minorHAnsi" w:cstheme="minorBidi"/>
           <w:noProof/>
+          <w:kern w:val="2"/>
+          <w14:ligatures w14:val="standardContextual"/>
         </w:rPr>
       </w:pPr>
-      <w:hyperlink w:anchor="_Toc240048119" w:history="1">
+      <w:hyperlink w:anchor="_Toc240411672" w:history="1">
         <w:r>
           <w:rPr>
             <w:rStyle w:val="Hipervnculo"/>
@@ -2909,7 +2986,7 @@
             <w:noProof/>
             <w:webHidden/>
           </w:rPr>
-          <w:instrText xml:space="preserve"> PAGEREF _Toc240048119 \h </w:instrText>
+          <w:instrText xml:space="preserve"> PAGEREF _Toc240411672 \h </w:instrText>
         </w:r>
         <w:r>
           <w:rPr>
@@ -2950,7 +3027,7 @@
           <w14:ligatures w14:val="standardContextual"/>
         </w:rPr>
       </w:pPr>
-      <w:hyperlink w:anchor="_Toc240048120" w:history="1">
+      <w:hyperlink w:anchor="_Toc240411673" w:history="1">
         <w:r>
           <w:rPr>
             <w:rStyle w:val="Hipervnculo"/>
@@ -2977,7 +3054,7 @@
             <w:noProof/>
             <w:webHidden/>
           </w:rPr>
-          <w:instrText xml:space="preserve"> PAGEREF _Toc240048120 \h </w:instrText>
+          <w:instrText xml:space="preserve"> PAGEREF _Toc240411673 \h </w:instrText>
         </w:r>
         <w:r>
           <w:rPr>
@@ -3015,10 +3092,13 @@
           <w:tab w:val="right" w:leader="dot" w:pos="9112"/>
         </w:tabs>
         <w:rPr>
+          <w:rFonts w:asciiTheme="minorHAnsi" w:eastAsiaTheme="minorEastAsia" w:hAnsiTheme="minorHAnsi" w:cstheme="minorBidi"/>
           <w:noProof/>
+          <w:kern w:val="2"/>
+          <w14:ligatures w14:val="standardContextual"/>
         </w:rPr>
       </w:pPr>
-      <w:hyperlink w:anchor="_Toc240048121" w:history="1">
+      <w:hyperlink w:anchor="_Toc240411674" w:history="1">
         <w:r>
           <w:rPr>
             <w:rStyle w:val="Hipervnculo"/>
@@ -3045,7 +3125,7 @@
             <w:noProof/>
             <w:webHidden/>
           </w:rPr>
-          <w:instrText xml:space="preserve"> PAGEREF _Toc240048121 \h </w:instrText>
+          <w:instrText xml:space="preserve"> PAGEREF _Toc240411674 \h </w:instrText>
         </w:r>
         <w:r>
           <w:rPr>
@@ -3083,10 +3163,13 @@
           <w:tab w:val="right" w:leader="dot" w:pos="9112"/>
         </w:tabs>
         <w:rPr>
+          <w:rFonts w:asciiTheme="minorHAnsi" w:eastAsiaTheme="minorEastAsia" w:hAnsiTheme="minorHAnsi" w:cstheme="minorBidi"/>
           <w:noProof/>
+          <w:kern w:val="2"/>
+          <w14:ligatures w14:val="standardContextual"/>
         </w:rPr>
       </w:pPr>
-      <w:hyperlink w:anchor="_Toc240048122" w:history="1">
+      <w:hyperlink w:anchor="_Toc240411675" w:history="1">
         <w:r>
           <w:rPr>
             <w:rStyle w:val="Hipervnculo"/>
@@ -3113,7 +3196,7 @@
             <w:noProof/>
             <w:webHidden/>
           </w:rPr>
-          <w:instrText xml:space="preserve"> PAGEREF _Toc240048122 \h </w:instrText>
+          <w:instrText xml:space="preserve"> PAGEREF _Toc240411675 \h </w:instrText>
         </w:r>
         <w:r>
           <w:rPr>
@@ -3151,10 +3234,13 @@
           <w:tab w:val="right" w:leader="dot" w:pos="9112"/>
         </w:tabs>
         <w:rPr>
+          <w:rFonts w:asciiTheme="minorHAnsi" w:eastAsiaTheme="minorEastAsia" w:hAnsiTheme="minorHAnsi" w:cstheme="minorBidi"/>
           <w:noProof/>
+          <w:kern w:val="2"/>
+          <w14:ligatures w14:val="standardContextual"/>
         </w:rPr>
       </w:pPr>
-      <w:hyperlink w:anchor="_Toc240048123" w:history="1">
+      <w:hyperlink w:anchor="_Toc240411676" w:history="1">
         <w:r>
           <w:rPr>
             <w:rStyle w:val="Hipervnculo"/>
@@ -3181,7 +3267,7 @@
             <w:noProof/>
             <w:webHidden/>
           </w:rPr>
-          <w:instrText xml:space="preserve"> PAGEREF _Toc240048123 \h </w:instrText>
+          <w:instrText xml:space="preserve"> PAGEREF _Toc240411676 \h </w:instrText>
         </w:r>
         <w:r>
           <w:rPr>
@@ -3219,10 +3305,13 @@
           <w:tab w:val="right" w:leader="dot" w:pos="9112"/>
         </w:tabs>
         <w:rPr>
+          <w:rFonts w:asciiTheme="minorHAnsi" w:eastAsiaTheme="minorEastAsia" w:hAnsiTheme="minorHAnsi" w:cstheme="minorBidi"/>
           <w:noProof/>
+          <w:kern w:val="2"/>
+          <w14:ligatures w14:val="standardContextual"/>
         </w:rPr>
       </w:pPr>
-      <w:hyperlink w:anchor="_Toc240048124" w:history="1">
+      <w:hyperlink w:anchor="_Toc240411677" w:history="1">
         <w:r>
           <w:rPr>
             <w:rStyle w:val="Hipervnculo"/>
@@ -3249,7 +3338,7 @@
             <w:noProof/>
             <w:webHidden/>
           </w:rPr>
-          <w:instrText xml:space="preserve"> PAGEREF _Toc240048124 \h </w:instrText>
+          <w:instrText xml:space="preserve"> PAGEREF _Toc240411677 \h </w:instrText>
         </w:r>
         <w:r>
           <w:rPr>
@@ -3287,10 +3376,13 @@
           <w:tab w:val="right" w:leader="dot" w:pos="9112"/>
         </w:tabs>
         <w:rPr>
+          <w:rFonts w:asciiTheme="minorHAnsi" w:eastAsiaTheme="minorEastAsia" w:hAnsiTheme="minorHAnsi" w:cstheme="minorBidi"/>
           <w:noProof/>
+          <w:kern w:val="2"/>
+          <w14:ligatures w14:val="standardContextual"/>
         </w:rPr>
       </w:pPr>
-      <w:hyperlink w:anchor="_Toc240048125" w:history="1">
+      <w:hyperlink w:anchor="_Toc240411678" w:history="1">
         <w:r>
           <w:rPr>
             <w:rStyle w:val="Hipervnculo"/>
@@ -3317,7 +3409,7 @@
             <w:noProof/>
             <w:webHidden/>
           </w:rPr>
-          <w:instrText xml:space="preserve"> PAGEREF _Toc240048125 \h </w:instrText>
+          <w:instrText xml:space="preserve"> PAGEREF _Toc240411678 \h </w:instrText>
         </w:r>
         <w:r>
           <w:rPr>
@@ -3355,10 +3447,13 @@
           <w:tab w:val="right" w:leader="dot" w:pos="9112"/>
         </w:tabs>
         <w:rPr>
+          <w:rFonts w:asciiTheme="minorHAnsi" w:eastAsiaTheme="minorEastAsia" w:hAnsiTheme="minorHAnsi" w:cstheme="minorBidi"/>
           <w:noProof/>
+          <w:kern w:val="2"/>
+          <w14:ligatures w14:val="standardContextual"/>
         </w:rPr>
       </w:pPr>
-      <w:hyperlink w:anchor="_Toc240048126" w:history="1">
+      <w:hyperlink w:anchor="_Toc240411679" w:history="1">
         <w:r>
           <w:rPr>
             <w:rStyle w:val="Hipervnculo"/>
@@ -3385,7 +3480,7 @@
             <w:noProof/>
             <w:webHidden/>
           </w:rPr>
-          <w:instrText xml:space="preserve"> PAGEREF _Toc240048126 \h </w:instrText>
+          <w:instrText xml:space="preserve"> PAGEREF _Toc240411679 \h </w:instrText>
         </w:r>
         <w:r>
           <w:rPr>
@@ -3423,10 +3518,13 @@
           <w:tab w:val="right" w:leader="dot" w:pos="9112"/>
         </w:tabs>
         <w:rPr>
+          <w:rFonts w:asciiTheme="minorHAnsi" w:eastAsiaTheme="minorEastAsia" w:hAnsiTheme="minorHAnsi" w:cstheme="minorBidi"/>
           <w:noProof/>
+          <w:kern w:val="2"/>
+          <w14:ligatures w14:val="standardContextual"/>
         </w:rPr>
       </w:pPr>
-      <w:hyperlink w:anchor="_Toc240048127" w:history="1">
+      <w:hyperlink w:anchor="_Toc240411680" w:history="1">
         <w:r>
           <w:rPr>
             <w:rStyle w:val="Hipervnculo"/>
@@ -3453,7 +3551,7 @@
             <w:noProof/>
             <w:webHidden/>
           </w:rPr>
-          <w:instrText xml:space="preserve"> PAGEREF _Toc240048127 \h </w:instrText>
+          <w:instrText xml:space="preserve"> PAGEREF _Toc240411680 \h </w:instrText>
         </w:r>
         <w:r>
           <w:rPr>
@@ -3491,10 +3589,13 @@
           <w:tab w:val="right" w:leader="dot" w:pos="9112"/>
         </w:tabs>
         <w:rPr>
+          <w:rFonts w:asciiTheme="minorHAnsi" w:eastAsiaTheme="minorEastAsia" w:hAnsiTheme="minorHAnsi" w:cstheme="minorBidi"/>
           <w:noProof/>
+          <w:kern w:val="2"/>
+          <w14:ligatures w14:val="standardContextual"/>
         </w:rPr>
       </w:pPr>
-      <w:hyperlink w:anchor="_Toc240048128" w:history="1">
+      <w:hyperlink w:anchor="_Toc240411681" w:history="1">
         <w:r>
           <w:rPr>
             <w:rStyle w:val="Hipervnculo"/>
@@ -3521,7 +3622,7 @@
             <w:noProof/>
             <w:webHidden/>
           </w:rPr>
-          <w:instrText xml:space="preserve"> PAGEREF _Toc240048128 \h </w:instrText>
+          <w:instrText xml:space="preserve"> PAGEREF _Toc240411681 \h </w:instrText>
         </w:r>
         <w:r>
           <w:rPr>
@@ -3559,10 +3660,13 @@
           <w:tab w:val="right" w:leader="dot" w:pos="9112"/>
         </w:tabs>
         <w:rPr>
+          <w:rFonts w:asciiTheme="minorHAnsi" w:eastAsiaTheme="minorEastAsia" w:hAnsiTheme="minorHAnsi" w:cstheme="minorBidi"/>
           <w:noProof/>
+          <w:kern w:val="2"/>
+          <w14:ligatures w14:val="standardContextual"/>
         </w:rPr>
       </w:pPr>
-      <w:hyperlink w:anchor="_Toc240048129" w:history="1">
+      <w:hyperlink w:anchor="_Toc240411682" w:history="1">
         <w:r>
           <w:rPr>
             <w:rStyle w:val="Hipervnculo"/>
@@ -3589,7 +3693,7 @@
             <w:noProof/>
             <w:webHidden/>
           </w:rPr>
-          <w:instrText xml:space="preserve"> PAGEREF _Toc240048129 \h </w:instrText>
+          <w:instrText xml:space="preserve"> PAGEREF _Toc240411682 \h </w:instrText>
         </w:r>
         <w:r>
           <w:rPr>
@@ -3627,10 +3731,13 @@
           <w:tab w:val="right" w:leader="dot" w:pos="9112"/>
         </w:tabs>
         <w:rPr>
+          <w:rFonts w:asciiTheme="minorHAnsi" w:eastAsiaTheme="minorEastAsia" w:hAnsiTheme="minorHAnsi" w:cstheme="minorBidi"/>
           <w:noProof/>
+          <w:kern w:val="2"/>
+          <w14:ligatures w14:val="standardContextual"/>
         </w:rPr>
       </w:pPr>
-      <w:hyperlink w:anchor="_Toc240048130" w:history="1">
+      <w:hyperlink w:anchor="_Toc240411683" w:history="1">
         <w:r>
           <w:rPr>
             <w:rStyle w:val="Hipervnculo"/>
@@ -3657,7 +3764,7 @@
             <w:noProof/>
             <w:webHidden/>
           </w:rPr>
-          <w:instrText xml:space="preserve"> PAGEREF _Toc240048130 \h </w:instrText>
+          <w:instrText xml:space="preserve"> PAGEREF _Toc240411683 \h </w:instrText>
         </w:r>
         <w:r>
           <w:rPr>
@@ -3695,10 +3802,13 @@
           <w:tab w:val="right" w:leader="dot" w:pos="9112"/>
         </w:tabs>
         <w:rPr>
+          <w:rFonts w:asciiTheme="minorHAnsi" w:eastAsiaTheme="minorEastAsia" w:hAnsiTheme="minorHAnsi" w:cstheme="minorBidi"/>
           <w:noProof/>
+          <w:kern w:val="2"/>
+          <w14:ligatures w14:val="standardContextual"/>
         </w:rPr>
       </w:pPr>
-      <w:hyperlink w:anchor="_Toc240048131" w:history="1">
+      <w:hyperlink w:anchor="_Toc240411684" w:history="1">
         <w:r>
           <w:rPr>
             <w:rStyle w:val="Hipervnculo"/>
@@ -3725,7 +3835,7 @@
             <w:noProof/>
             <w:webHidden/>
           </w:rPr>
-          <w:instrText xml:space="preserve"> PAGEREF _Toc240048131 \h </w:instrText>
+          <w:instrText xml:space="preserve"> PAGEREF _Toc240411684 \h </w:instrText>
         </w:r>
         <w:r>
           <w:rPr>
@@ -3763,10 +3873,13 @@
           <w:tab w:val="right" w:leader="dot" w:pos="9112"/>
         </w:tabs>
         <w:rPr>
+          <w:rFonts w:asciiTheme="minorHAnsi" w:eastAsiaTheme="minorEastAsia" w:hAnsiTheme="minorHAnsi" w:cstheme="minorBidi"/>
           <w:noProof/>
+          <w:kern w:val="2"/>
+          <w14:ligatures w14:val="standardContextual"/>
         </w:rPr>
       </w:pPr>
-      <w:hyperlink w:anchor="_Toc240048132" w:history="1">
+      <w:hyperlink w:anchor="_Toc240411685" w:history="1">
         <w:r>
           <w:rPr>
             <w:rStyle w:val="Hipervnculo"/>
@@ -3793,7 +3906,7 @@
             <w:noProof/>
             <w:webHidden/>
           </w:rPr>
-          <w:instrText xml:space="preserve"> PAGEREF _Toc240048132 \h </w:instrText>
+          <w:instrText xml:space="preserve"> PAGEREF _Toc240411685 \h </w:instrText>
         </w:r>
         <w:r>
           <w:rPr>
@@ -3831,10 +3944,13 @@
           <w:tab w:val="right" w:leader="dot" w:pos="9112"/>
         </w:tabs>
         <w:rPr>
+          <w:rFonts w:asciiTheme="minorHAnsi" w:eastAsiaTheme="minorEastAsia" w:hAnsiTheme="minorHAnsi" w:cstheme="minorBidi"/>
           <w:noProof/>
+          <w:kern w:val="2"/>
+          <w14:ligatures w14:val="standardContextual"/>
         </w:rPr>
       </w:pPr>
-      <w:hyperlink w:anchor="_Toc240048133" w:history="1">
+      <w:hyperlink w:anchor="_Toc240411686" w:history="1">
         <w:r>
           <w:rPr>
             <w:rStyle w:val="Hipervnculo"/>
@@ -3861,7 +3977,7 @@
             <w:noProof/>
             <w:webHidden/>
           </w:rPr>
-          <w:instrText xml:space="preserve"> PAGEREF _Toc240048133 \h </w:instrText>
+          <w:instrText xml:space="preserve"> PAGEREF _Toc240411686 \h </w:instrText>
         </w:r>
         <w:r>
           <w:rPr>
@@ -3902,7 +4018,7 @@
           <w14:ligatures w14:val="standardContextual"/>
         </w:rPr>
       </w:pPr>
-      <w:hyperlink w:anchor="_Toc240048134" w:history="1">
+      <w:hyperlink w:anchor="_Toc240411687" w:history="1">
         <w:r>
           <w:rPr>
             <w:rStyle w:val="Hipervnculo"/>
@@ -3929,7 +4045,7 @@
             <w:noProof/>
             <w:webHidden/>
           </w:rPr>
-          <w:instrText xml:space="preserve"> PAGEREF _Toc240048134 \h </w:instrText>
+          <w:instrText xml:space="preserve"> PAGEREF _Toc240411687 \h </w:instrText>
         </w:r>
         <w:r>
           <w:rPr>
@@ -3970,7 +4086,7 @@
           <w14:ligatures w14:val="standardContextual"/>
         </w:rPr>
       </w:pPr>
-      <w:hyperlink w:anchor="_Toc240048135" w:history="1">
+      <w:hyperlink w:anchor="_Toc240411688" w:history="1">
         <w:r>
           <w:rPr>
             <w:rStyle w:val="Hipervnculo"/>
@@ -3997,7 +4113,7 @@
             <w:noProof/>
             <w:webHidden/>
           </w:rPr>
-          <w:instrText xml:space="preserve"> PAGEREF _Toc240048135 \h </w:instrText>
+          <w:instrText xml:space="preserve"> PAGEREF _Toc240411688 \h </w:instrText>
         </w:r>
         <w:r>
           <w:rPr>
@@ -4035,10 +4151,13 @@
           <w:tab w:val="right" w:leader="dot" w:pos="9112"/>
         </w:tabs>
         <w:rPr>
+          <w:rFonts w:asciiTheme="minorHAnsi" w:eastAsiaTheme="minorEastAsia" w:hAnsiTheme="minorHAnsi" w:cstheme="minorBidi"/>
           <w:noProof/>
+          <w:kern w:val="2"/>
+          <w14:ligatures w14:val="standardContextual"/>
         </w:rPr>
       </w:pPr>
-      <w:hyperlink w:anchor="_Toc240048136" w:history="1">
+      <w:hyperlink w:anchor="_Toc240411689" w:history="1">
         <w:r>
           <w:rPr>
             <w:rStyle w:val="Hipervnculo"/>
@@ -4065,7 +4184,7 @@
             <w:noProof/>
             <w:webHidden/>
           </w:rPr>
-          <w:instrText xml:space="preserve"> PAGEREF _Toc240048136 \h </w:instrText>
+          <w:instrText xml:space="preserve"> PAGEREF _Toc240411689 \h </w:instrText>
         </w:r>
         <w:r>
           <w:rPr>
@@ -4103,10 +4222,13 @@
           <w:tab w:val="right" w:leader="dot" w:pos="9112"/>
         </w:tabs>
         <w:rPr>
+          <w:rFonts w:asciiTheme="minorHAnsi" w:eastAsiaTheme="minorEastAsia" w:hAnsiTheme="minorHAnsi" w:cstheme="minorBidi"/>
           <w:noProof/>
+          <w:kern w:val="2"/>
+          <w14:ligatures w14:val="standardContextual"/>
         </w:rPr>
       </w:pPr>
-      <w:hyperlink w:anchor="_Toc240048137" w:history="1">
+      <w:hyperlink w:anchor="_Toc240411690" w:history="1">
         <w:r>
           <w:rPr>
             <w:rStyle w:val="Hipervnculo"/>
@@ -4133,7 +4255,7 @@
             <w:noProof/>
             <w:webHidden/>
           </w:rPr>
-          <w:instrText xml:space="preserve"> PAGEREF _Toc240048137 \h </w:instrText>
+          <w:instrText xml:space="preserve"> PAGEREF _Toc240411690 \h </w:instrText>
         </w:r>
         <w:r>
           <w:rPr>
@@ -4174,7 +4296,7 @@
           <w14:ligatures w14:val="standardContextual"/>
         </w:rPr>
       </w:pPr>
-      <w:hyperlink w:anchor="_Toc240048138" w:history="1">
+      <w:hyperlink w:anchor="_Toc240411691" w:history="1">
         <w:r>
           <w:rPr>
             <w:rStyle w:val="Hipervnculo"/>
@@ -4201,7 +4323,7 @@
             <w:noProof/>
             <w:webHidden/>
           </w:rPr>
-          <w:instrText xml:space="preserve"> PAGEREF _Toc240048138 \h </w:instrText>
+          <w:instrText xml:space="preserve"> PAGEREF _Toc240411691 \h </w:instrText>
         </w:r>
         <w:r>
           <w:rPr>
@@ -4242,7 +4364,7 @@
           <w14:ligatures w14:val="standardContextual"/>
         </w:rPr>
       </w:pPr>
-      <w:hyperlink w:anchor="_Toc240048139" w:history="1">
+      <w:hyperlink w:anchor="_Toc240411692" w:history="1">
         <w:r>
           <w:rPr>
             <w:rStyle w:val="Hipervnculo"/>
@@ -4269,7 +4391,7 @@
             <w:noProof/>
             <w:webHidden/>
           </w:rPr>
-          <w:instrText xml:space="preserve"> PAGEREF _Toc240048139 \h </w:instrText>
+          <w:instrText xml:space="preserve"> PAGEREF _Toc240411692 \h </w:instrText>
         </w:r>
         <w:r>
           <w:rPr>
@@ -4310,7 +4432,7 @@
           <w14:ligatures w14:val="standardContextual"/>
         </w:rPr>
       </w:pPr>
-      <w:hyperlink w:anchor="_Toc240048140" w:history="1">
+      <w:hyperlink w:anchor="_Toc240411693" w:history="1">
         <w:r>
           <w:rPr>
             <w:rStyle w:val="Hipervnculo"/>
@@ -4337,7 +4459,7 @@
             <w:noProof/>
             <w:webHidden/>
           </w:rPr>
-          <w:instrText xml:space="preserve"> PAGEREF _Toc240048140 \h </w:instrText>
+          <w:instrText xml:space="preserve"> PAGEREF _Toc240411693 \h </w:instrText>
         </w:r>
         <w:r>
           <w:rPr>
@@ -4378,7 +4500,7 @@
           <w14:ligatures w14:val="standardContextual"/>
         </w:rPr>
       </w:pPr>
-      <w:hyperlink w:anchor="_Toc240048141" w:history="1">
+      <w:hyperlink w:anchor="_Toc240411694" w:history="1">
         <w:r>
           <w:rPr>
             <w:rStyle w:val="Hipervnculo"/>
@@ -4405,7 +4527,7 @@
             <w:noProof/>
             <w:webHidden/>
           </w:rPr>
-          <w:instrText xml:space="preserve"> PAGEREF _Toc240048141 \h </w:instrText>
+          <w:instrText xml:space="preserve"> PAGEREF _Toc240411694 \h </w:instrText>
         </w:r>
         <w:r>
           <w:rPr>
@@ -4443,10 +4565,13 @@
           <w:tab w:val="right" w:leader="dot" w:pos="9112"/>
         </w:tabs>
         <w:rPr>
+          <w:rFonts w:asciiTheme="minorHAnsi" w:eastAsiaTheme="minorEastAsia" w:hAnsiTheme="minorHAnsi" w:cstheme="minorBidi"/>
           <w:noProof/>
+          <w:kern w:val="2"/>
+          <w14:ligatures w14:val="standardContextual"/>
         </w:rPr>
       </w:pPr>
-      <w:hyperlink w:anchor="_Toc240048142" w:history="1">
+      <w:hyperlink w:anchor="_Toc240411695" w:history="1">
         <w:r>
           <w:rPr>
             <w:rStyle w:val="Hipervnculo"/>
@@ -4473,7 +4598,7 @@
             <w:noProof/>
             <w:webHidden/>
           </w:rPr>
-          <w:instrText xml:space="preserve"> PAGEREF _Toc240048142 \h </w:instrText>
+          <w:instrText xml:space="preserve"> PAGEREF _Toc240411695 \h </w:instrText>
         </w:r>
         <w:r>
           <w:rPr>
@@ -4511,10 +4636,13 @@
           <w:tab w:val="right" w:leader="dot" w:pos="9112"/>
         </w:tabs>
         <w:rPr>
+          <w:rFonts w:asciiTheme="minorHAnsi" w:eastAsiaTheme="minorEastAsia" w:hAnsiTheme="minorHAnsi" w:cstheme="minorBidi"/>
           <w:noProof/>
+          <w:kern w:val="2"/>
+          <w14:ligatures w14:val="standardContextual"/>
         </w:rPr>
       </w:pPr>
-      <w:hyperlink w:anchor="_Toc240048143" w:history="1">
+      <w:hyperlink w:anchor="_Toc240411696" w:history="1">
         <w:r>
           <w:rPr>
             <w:rStyle w:val="Hipervnculo"/>
@@ -4541,7 +4669,7 @@
             <w:noProof/>
             <w:webHidden/>
           </w:rPr>
-          <w:instrText xml:space="preserve"> PAGEREF _Toc240048143 \h </w:instrText>
+          <w:instrText xml:space="preserve"> PAGEREF _Toc240411696 \h </w:instrText>
         </w:r>
         <w:r>
           <w:rPr>
@@ -4579,10 +4707,13 @@
           <w:tab w:val="right" w:leader="dot" w:pos="9112"/>
         </w:tabs>
         <w:rPr>
+          <w:rFonts w:asciiTheme="minorHAnsi" w:eastAsiaTheme="minorEastAsia" w:hAnsiTheme="minorHAnsi" w:cstheme="minorBidi"/>
           <w:noProof/>
+          <w:kern w:val="2"/>
+          <w14:ligatures w14:val="standardContextual"/>
         </w:rPr>
       </w:pPr>
-      <w:hyperlink w:anchor="_Toc240048144" w:history="1">
+      <w:hyperlink w:anchor="_Toc240411697" w:history="1">
         <w:r>
           <w:rPr>
             <w:rStyle w:val="Hipervnculo"/>
@@ -4609,7 +4740,7 @@
             <w:noProof/>
             <w:webHidden/>
           </w:rPr>
-          <w:instrText xml:space="preserve"> PAGEREF _Toc240048144 \h </w:instrText>
+          <w:instrText xml:space="preserve"> PAGEREF _Toc240411697 \h </w:instrText>
         </w:r>
         <w:r>
           <w:rPr>
@@ -4647,10 +4778,13 @@
           <w:tab w:val="right" w:leader="dot" w:pos="9112"/>
         </w:tabs>
         <w:rPr>
+          <w:rFonts w:asciiTheme="minorHAnsi" w:eastAsiaTheme="minorEastAsia" w:hAnsiTheme="minorHAnsi" w:cstheme="minorBidi"/>
           <w:noProof/>
+          <w:kern w:val="2"/>
+          <w14:ligatures w14:val="standardContextual"/>
         </w:rPr>
       </w:pPr>
-      <w:hyperlink w:anchor="_Toc240048145" w:history="1">
+      <w:hyperlink w:anchor="_Toc240411698" w:history="1">
         <w:r>
           <w:rPr>
             <w:rStyle w:val="Hipervnculo"/>
@@ -4677,7 +4811,7 @@
             <w:noProof/>
             <w:webHidden/>
           </w:rPr>
-          <w:instrText xml:space="preserve"> PAGEREF _Toc240048145 \h </w:instrText>
+          <w:instrText xml:space="preserve"> PAGEREF _Toc240411698 \h </w:instrText>
         </w:r>
         <w:r>
           <w:rPr>
@@ -4718,7 +4852,7 @@
           <w14:ligatures w14:val="standardContextual"/>
         </w:rPr>
       </w:pPr>
-      <w:hyperlink w:anchor="_Toc240048146" w:history="1">
+      <w:hyperlink w:anchor="_Toc240411699" w:history="1">
         <w:r>
           <w:rPr>
             <w:rStyle w:val="Hipervnculo"/>
@@ -4745,7 +4879,7 @@
             <w:noProof/>
             <w:webHidden/>
           </w:rPr>
-          <w:instrText xml:space="preserve"> PAGEREF _Toc240048146 \h </w:instrText>
+          <w:instrText xml:space="preserve"> PAGEREF _Toc240411699 \h </w:instrText>
         </w:r>
         <w:r>
           <w:rPr>
@@ -4786,7 +4920,7 @@
           <w14:ligatures w14:val="standardContextual"/>
         </w:rPr>
       </w:pPr>
-      <w:hyperlink w:anchor="_Toc240048147" w:history="1">
+      <w:hyperlink w:anchor="_Toc240411700" w:history="1">
         <w:r>
           <w:rPr>
             <w:rStyle w:val="Hipervnculo"/>
@@ -4813,7 +4947,7 @@
             <w:noProof/>
             <w:webHidden/>
           </w:rPr>
-          <w:instrText xml:space="preserve"> PAGEREF _Toc240048147 \h </w:instrText>
+          <w:instrText xml:space="preserve"> PAGEREF _Toc240411700 \h </w:instrText>
         </w:r>
         <w:r>
           <w:rPr>
@@ -4854,7 +4988,7 @@
           <w14:ligatures w14:val="standardContextual"/>
         </w:rPr>
       </w:pPr>
-      <w:hyperlink w:anchor="_Toc240048148" w:history="1">
+      <w:hyperlink w:anchor="_Toc240411701" w:history="1">
         <w:r>
           <w:rPr>
             <w:rStyle w:val="Hipervnculo"/>
@@ -4881,7 +5015,7 @@
             <w:noProof/>
             <w:webHidden/>
           </w:rPr>
-          <w:instrText xml:space="preserve"> PAGEREF _Toc240048148 \h </w:instrText>
+          <w:instrText xml:space="preserve"> PAGEREF _Toc240411701 \h </w:instrText>
         </w:r>
         <w:r>
           <w:rPr>
@@ -4922,7 +5056,7 @@
           <w14:ligatures w14:val="standardContextual"/>
         </w:rPr>
       </w:pPr>
-      <w:hyperlink w:anchor="_Toc240048149" w:history="1">
+      <w:hyperlink w:anchor="_Toc240411702" w:history="1">
         <w:r>
           <w:rPr>
             <w:rStyle w:val="Hipervnculo"/>
@@ -4949,7 +5083,7 @@
             <w:noProof/>
             <w:webHidden/>
           </w:rPr>
-          <w:instrText xml:space="preserve"> PAGEREF _Toc240048149 \h </w:instrText>
+          <w:instrText xml:space="preserve"> PAGEREF _Toc240411702 \h </w:instrText>
         </w:r>
         <w:r>
           <w:rPr>
@@ -4990,7 +5124,7 @@
           <w14:ligatures w14:val="standardContextual"/>
         </w:rPr>
       </w:pPr>
-      <w:hyperlink w:anchor="_Toc240048150" w:history="1">
+      <w:hyperlink w:anchor="_Toc240411703" w:history="1">
         <w:r>
           <w:rPr>
             <w:rStyle w:val="Hipervnculo"/>
@@ -5017,7 +5151,7 @@
             <w:noProof/>
             <w:webHidden/>
           </w:rPr>
-          <w:instrText xml:space="preserve"> PAGEREF _Toc240048150 \h </w:instrText>
+          <w:instrText xml:space="preserve"> PAGEREF _Toc240411703 \h </w:instrText>
         </w:r>
         <w:r>
           <w:rPr>
@@ -5060,7 +5194,7 @@
       <w:pPr>
         <w:pStyle w:val="Ttulo1"/>
       </w:pPr>
-      <w:bookmarkStart w:id="1" w:name="_Toc240048088"/>
+      <w:bookmarkStart w:id="1" w:name="_Toc240411641"/>
       <w:r>
         <w:lastRenderedPageBreak/>
         <w:t>ÍNDICE DE TABLAS</w:t>
@@ -5089,7 +5223,7 @@
       <w:r>
         <w:fldChar w:fldCharType="separate"/>
       </w:r>
-      <w:hyperlink w:anchor="_Toc240048161" w:history="1">
+      <w:hyperlink w:anchor="_Toc240411456" w:history="1">
         <w:r>
           <w:rPr>
             <w:rStyle w:val="Hipervnculo"/>
@@ -5139,7 +5273,7 @@
             <w:noProof/>
             <w:webHidden/>
           </w:rPr>
-          <w:instrText xml:space="preserve"> PAGEREF _Toc240048161 \h </w:instrText>
+          <w:instrText xml:space="preserve"> PAGEREF _Toc240411456 \h </w:instrText>
         </w:r>
         <w:r>
           <w:rPr>
@@ -5183,7 +5317,7 @@
           <w14:ligatures w14:val="standardContextual"/>
         </w:rPr>
       </w:pPr>
-      <w:hyperlink w:anchor="_Toc240048162" w:history="1">
+      <w:hyperlink w:anchor="_Toc240411457" w:history="1">
         <w:r>
           <w:rPr>
             <w:rStyle w:val="Hipervnculo"/>
@@ -5233,7 +5367,7 @@
             <w:noProof/>
             <w:webHidden/>
           </w:rPr>
-          <w:instrText xml:space="preserve"> PAGEREF _Toc240048162 \h </w:instrText>
+          <w:instrText xml:space="preserve"> PAGEREF _Toc240411457 \h </w:instrText>
         </w:r>
         <w:r>
           <w:rPr>
@@ -5277,7 +5411,7 @@
           <w14:ligatures w14:val="standardContextual"/>
         </w:rPr>
       </w:pPr>
-      <w:hyperlink w:anchor="_Toc240048163" w:history="1">
+      <w:hyperlink w:anchor="_Toc240411458" w:history="1">
         <w:r>
           <w:rPr>
             <w:rStyle w:val="Hipervnculo"/>
@@ -5327,7 +5461,7 @@
             <w:noProof/>
             <w:webHidden/>
           </w:rPr>
-          <w:instrText xml:space="preserve"> PAGEREF _Toc240048163 \h </w:instrText>
+          <w:instrText xml:space="preserve"> PAGEREF _Toc240411458 \h </w:instrText>
         </w:r>
         <w:r>
           <w:rPr>
@@ -5371,7 +5505,7 @@
           <w14:ligatures w14:val="standardContextual"/>
         </w:rPr>
       </w:pPr>
-      <w:hyperlink w:anchor="_Toc240048164" w:history="1">
+      <w:hyperlink w:anchor="_Toc240411459" w:history="1">
         <w:r>
           <w:rPr>
             <w:rStyle w:val="Hipervnculo"/>
@@ -5421,7 +5555,7 @@
             <w:noProof/>
             <w:webHidden/>
           </w:rPr>
-          <w:instrText xml:space="preserve"> PAGEREF _Toc240048164 \h </w:instrText>
+          <w:instrText xml:space="preserve"> PAGEREF _Toc240411459 \h </w:instrText>
         </w:r>
         <w:r>
           <w:rPr>
@@ -5465,7 +5599,7 @@
           <w14:ligatures w14:val="standardContextual"/>
         </w:rPr>
       </w:pPr>
-      <w:hyperlink w:anchor="_Toc240048165" w:history="1">
+      <w:hyperlink w:anchor="_Toc240411460" w:history="1">
         <w:r>
           <w:rPr>
             <w:rStyle w:val="Hipervnculo"/>
@@ -5515,7 +5649,7 @@
             <w:noProof/>
             <w:webHidden/>
           </w:rPr>
-          <w:instrText xml:space="preserve"> PAGEREF _Toc240048165 \h </w:instrText>
+          <w:instrText xml:space="preserve"> PAGEREF _Toc240411460 \h </w:instrText>
         </w:r>
         <w:r>
           <w:rPr>
@@ -5559,7 +5693,7 @@
           <w14:ligatures w14:val="standardContextual"/>
         </w:rPr>
       </w:pPr>
-      <w:hyperlink w:anchor="_Toc240048166" w:history="1">
+      <w:hyperlink w:anchor="_Toc240411461" w:history="1">
         <w:r>
           <w:rPr>
             <w:rStyle w:val="Hipervnculo"/>
@@ -5609,7 +5743,7 @@
             <w:noProof/>
             <w:webHidden/>
           </w:rPr>
-          <w:instrText xml:space="preserve"> PAGEREF _Toc240048166 \h </w:instrText>
+          <w:instrText xml:space="preserve"> PAGEREF _Toc240411461 \h </w:instrText>
         </w:r>
         <w:r>
           <w:rPr>
@@ -5653,7 +5787,7 @@
           <w14:ligatures w14:val="standardContextual"/>
         </w:rPr>
       </w:pPr>
-      <w:hyperlink w:anchor="_Toc240048167" w:history="1">
+      <w:hyperlink w:anchor="_Toc240411462" w:history="1">
         <w:r>
           <w:rPr>
             <w:rStyle w:val="Hipervnculo"/>
@@ -5703,7 +5837,7 @@
             <w:noProof/>
             <w:webHidden/>
           </w:rPr>
-          <w:instrText xml:space="preserve"> PAGEREF _Toc240048167 \h </w:instrText>
+          <w:instrText xml:space="preserve"> PAGEREF _Toc240411462 \h </w:instrText>
         </w:r>
         <w:r>
           <w:rPr>
@@ -5747,7 +5881,7 @@
           <w14:ligatures w14:val="standardContextual"/>
         </w:rPr>
       </w:pPr>
-      <w:hyperlink w:anchor="_Toc240048168" w:history="1">
+      <w:hyperlink w:anchor="_Toc240411463" w:history="1">
         <w:r>
           <w:rPr>
             <w:rStyle w:val="Hipervnculo"/>
@@ -5797,7 +5931,7 @@
             <w:noProof/>
             <w:webHidden/>
           </w:rPr>
-          <w:instrText xml:space="preserve"> PAGEREF _Toc240048168 \h </w:instrText>
+          <w:instrText xml:space="preserve"> PAGEREF _Toc240411463 \h </w:instrText>
         </w:r>
         <w:r>
           <w:rPr>
@@ -5841,7 +5975,7 @@
           <w14:ligatures w14:val="standardContextual"/>
         </w:rPr>
       </w:pPr>
-      <w:hyperlink w:anchor="_Toc240048169" w:history="1">
+      <w:hyperlink w:anchor="_Toc240411464" w:history="1">
         <w:r>
           <w:rPr>
             <w:rStyle w:val="Hipervnculo"/>
@@ -5891,7 +6025,7 @@
             <w:noProof/>
             <w:webHidden/>
           </w:rPr>
-          <w:instrText xml:space="preserve"> PAGEREF _Toc240048169 \h </w:instrText>
+          <w:instrText xml:space="preserve"> PAGEREF _Toc240411464 \h </w:instrText>
         </w:r>
         <w:r>
           <w:rPr>
@@ -5934,7 +6068,7 @@
       <w:pPr>
         <w:pStyle w:val="Ttulo1"/>
       </w:pPr>
-      <w:bookmarkStart w:id="2" w:name="_Toc240048089"/>
+      <w:bookmarkStart w:id="2" w:name="_Toc240411642"/>
       <w:r>
         <w:lastRenderedPageBreak/>
         <w:t>ÍNDICE DE FIGURAS</w:t>
@@ -5963,7 +6097,7 @@
       <w:r>
         <w:fldChar w:fldCharType="separate"/>
       </w:r>
-      <w:hyperlink w:anchor="_Toc240048160" w:history="1">
+      <w:hyperlink w:anchor="_Toc240411465" w:history="1">
         <w:r>
           <w:rPr>
             <w:rStyle w:val="Hipervnculo"/>
@@ -6013,7 +6147,7 @@
             <w:noProof/>
             <w:webHidden/>
           </w:rPr>
-          <w:instrText xml:space="preserve"> PAGEREF _Toc240048160 \h </w:instrText>
+          <w:instrText xml:space="preserve"> PAGEREF _Toc240411465 \h </w:instrText>
         </w:r>
         <w:r>
           <w:rPr>
@@ -6056,7 +6190,7 @@
       <w:pPr>
         <w:pStyle w:val="Ttulo1"/>
       </w:pPr>
-      <w:bookmarkStart w:id="3" w:name="_Toc240048090"/>
+      <w:bookmarkStart w:id="3" w:name="_Toc240411643"/>
       <w:r>
         <w:lastRenderedPageBreak/>
         <w:t>GLOSARIO</w:t>
@@ -6792,7 +6926,7 @@
                 <w:sz w:val="20"/>
                 <w:szCs w:val="20"/>
               </w:rPr>
-              <w:t>Macroproceso de apoyo Gestión de Personas.</w:t>
+              <w:t>Macroproceso Gestión de Personas.</w:t>
             </w:r>
           </w:p>
         </w:tc>
@@ -6840,7 +6974,7 @@
                 <w:sz w:val="20"/>
                 <w:szCs w:val="20"/>
               </w:rPr>
-              <w:t>Macroproceso de apoyo Servicios Generales.</w:t>
+              <w:t>Macroproceso Servicios Generales.</w:t>
             </w:r>
           </w:p>
         </w:tc>
@@ -7202,7 +7336,7 @@
       <w:pPr>
         <w:pStyle w:val="Ttulo1"/>
       </w:pPr>
-      <w:bookmarkStart w:id="4" w:name="_Toc240048091"/>
+      <w:bookmarkStart w:id="4" w:name="_Toc240411644"/>
       <w:r>
         <w:lastRenderedPageBreak/>
         <w:t>RESUMEN</w:t>
@@ -7211,7 +7345,7 @@
     </w:p>
     <w:p>
       <w:r>
-        <w:t>Los macroprocesos de apoyo de las grandes empresas industriales suelen operar sin un sistema estructurado que permita identificar, evaluar y tratar de forma sistemática sus riesgos operacionales, lo que limita la trazabilidad de las responsabilidades y la continuidad operacional. Esta situación se presenta en los macroprocesos Gestión de Personas (MP8) y Servicios Generales (MP21) de Celulosa Arauco y Constitución S.A. El objetivo general de este Trabajo Final de Grado es estructurar un sistema de gestión de riesgos según la metodología COSO II para ambos macroprocesos. La investigación adopta un diseño descriptivo-aplicado, con estrategia descriptiva de tipo observacional, sobre un caso único de carácter no experimental, y se organiza en tres etapas: el modelamiento de la arquitectura de procesos en cinco niveles jerárquicos bajo el Modelo de Gestión Operacional, la evaluación de los riesgos operacionales por tarea según COSO II y la elaboración del sistema de gestión de riesgos. Los datos se recolectan mediante revisión documental, entrevistas y talleres con los dueños de proceso a nivel corporativo. El presente documento corresponde a la primera versión del informe y reporta el avance del primer hito. A la fecha se completó el levantamiento del flujo único de información de MP8, compuesto por 261 elementos y 318 conexiones distribuidos en 18 fases, de los cuales 94 pasos se respaldan en procedimientos vigentes y 36 provienen de entrevistas sin documentación previa, y se declararon 12 brechas de levantamiento concentradas en la administración de nómina y en la desvinculación. La segmentación jerárquica de MP8 y el levantamiento de MP21 se encuentran en curso, este último iniciado el 10 de septiembre de 2026. Se espera obtener un sistema de gestión de riesgos documentado, sustentado en la arquitectura de procesos modelada y en un catálogo de riesgos con sus planes de mitigación.</w:t>
+        <w:t>Los macroprocesos de apoyo de las grandes empresas industriales suelen operar sin un sistema estructurado que permita identificar, evaluar y tratar de forma sistemática sus riesgos operacionales, lo que limita la trazabilidad de las responsabilidades y la continuidad operacional. Esta situación se presenta en los macroprocesos Gestión de Personas (MP8) y Servicios Generales (MP21) de Celulosa Arauco y Constitución S.A. El objetivo general de este Trabajo Final de Grado es estructurar un sistema de gestión de riesgos según COSO II para ambos macroprocesos. La investigación adopta un diseño descriptivo-aplicado, con estrategia descriptiva de tipo observacional, sobre un caso único de carácter no experimental, y se organiza en tres etapas: el modelamiento de la arquitectura de procesos en cinco niveles jerárquicos bajo el Modelo de Gestión Operacional, la evaluación de los riesgos operacionales por tarea según COSO II y la elaboración del sistema de gestión de riesgos. Los datos se recolectan mediante revisión documental, entrevistas y talleres con los dueños de proceso a nivel corporativo. El presente documento corresponde a la primera versión del informe y reporta el avance del primer hito. A la fecha se completó el levantamiento del flujo único de información de MP8, compuesto por 261 elementos y 318 conexiones distribuidos en 18 fases, de los cuales 94 pasos se respaldan en procedimientos vigentes y 36 provienen de entrevistas sin documentación previa, y se declararon 12 brechas de levantamiento concentradas en la administración de nómina y en la desvinculación. La segmentación jerárquica de MP8 y el levantamiento de MP21 se encuentran en curso, este último iniciado el 10 de septiembre de 2026. Se espera obtener un sistema de gestión de riesgos documentado, sustentado en la arquitectura de procesos modelada y en un catálogo de riesgos con sus planes de mitigación.</w:t>
       </w:r>
     </w:p>
     <w:p>
@@ -7223,7 +7357,7 @@
       <w:pPr>
         <w:pStyle w:val="Ttulo1"/>
       </w:pPr>
-      <w:bookmarkStart w:id="5" w:name="_Toc240048092"/>
+      <w:bookmarkStart w:id="5" w:name="_Toc240411645"/>
       <w:r>
         <w:lastRenderedPageBreak/>
         <w:t>ABSTRACT</w:t>
@@ -8686,7 +8820,7 @@
       <w:pPr>
         <w:pStyle w:val="Ttulo1"/>
       </w:pPr>
-      <w:bookmarkStart w:id="6" w:name="_Toc240048093"/>
+      <w:bookmarkStart w:id="6" w:name="_Toc240411646"/>
       <w:r>
         <w:lastRenderedPageBreak/>
         <w:t>CAPÍTULO 1 INTRODUCCIÓN</w:t>
@@ -8702,7 +8836,7 @@
       <w:pPr>
         <w:pStyle w:val="Ttulo2"/>
       </w:pPr>
-      <w:bookmarkStart w:id="7" w:name="_Toc240048094"/>
+      <w:bookmarkStart w:id="7" w:name="_Toc240411647"/>
       <w:r>
         <w:t>1.1. ANTECEDENTES</w:t>
       </w:r>
@@ -8763,7 +8897,7 @@
       <w:pPr>
         <w:pStyle w:val="Ttulo2"/>
       </w:pPr>
-      <w:bookmarkStart w:id="8" w:name="_Toc240048095"/>
+      <w:bookmarkStart w:id="8" w:name="_Toc240411648"/>
       <w:r>
         <w:t>1.2. DEFINICIÓN DEL PROBLEMA</w:t>
       </w:r>
@@ -8816,7 +8950,7 @@
       <w:pPr>
         <w:pStyle w:val="Ttulo2"/>
       </w:pPr>
-      <w:bookmarkStart w:id="9" w:name="_Toc240048096"/>
+      <w:bookmarkStart w:id="9" w:name="_Toc240411649"/>
       <w:r>
         <w:t>1.3. JUSTIFICACIÓN</w:t>
       </w:r>
@@ -8865,7 +8999,7 @@
       <w:pPr>
         <w:pStyle w:val="Ttulo2"/>
       </w:pPr>
-      <w:bookmarkStart w:id="10" w:name="_Toc240048097"/>
+      <w:bookmarkStart w:id="10" w:name="_Toc240411650"/>
       <w:r>
         <w:lastRenderedPageBreak/>
         <w:t>1.4. REVISIÓN BIBLIOGRÁFICA</w:t>
@@ -8881,7 +9015,7 @@
       <w:pPr>
         <w:pStyle w:val="Ttulo3"/>
       </w:pPr>
-      <w:bookmarkStart w:id="11" w:name="_Toc240048098"/>
+      <w:bookmarkStart w:id="11" w:name="_Toc240411651"/>
       <w:r>
         <w:t>1.4.1. Gestión por procesos</w:t>
       </w:r>
@@ -8930,7 +9064,7 @@
       <w:pPr>
         <w:pStyle w:val="Ttulo3"/>
       </w:pPr>
-      <w:bookmarkStart w:id="12" w:name="_Toc240048099"/>
+      <w:bookmarkStart w:id="12" w:name="_Toc240411652"/>
       <w:r>
         <w:lastRenderedPageBreak/>
         <w:t>1.4.2. Marcos de referencia para la gestión por procesos</w:t>
@@ -8991,7 +9125,7 @@
       <w:pPr>
         <w:pStyle w:val="Ttulo3"/>
       </w:pPr>
-      <w:bookmarkStart w:id="13" w:name="_Toc240048100"/>
+      <w:bookmarkStart w:id="13" w:name="_Toc240411653"/>
       <w:r>
         <w:t>1.4.3. Madurez operativa de los procesos</w:t>
       </w:r>
@@ -9067,9 +9201,9 @@
       <w:pPr>
         <w:pStyle w:val="Ttulo3"/>
       </w:pPr>
-      <w:bookmarkStart w:id="14" w:name="_Toc240048101"/>
-      <w:r>
-        <w:t>1.4.4. Gestión de riesgos y metodología COSO II</w:t>
+      <w:bookmarkStart w:id="14" w:name="_Toc240411654"/>
+      <w:r>
+        <w:t>1.4.4. Gestión de riesgos y COSO II</w:t>
       </w:r>
       <w:bookmarkEnd w:id="14"/>
     </w:p>
@@ -9151,7 +9285,13 @@
       </w:r>
       <w:r>
         <w:lastRenderedPageBreak/>
-        <w:t xml:space="preserve">identificar, evaluar y responder a los eventos que afectan el logro de los objetivos. La metodología conocida como COSO II corresponde a ese marco de gestión de riesgos, publicado originalmente en 2004 y organizado en ocho componentes: ambiente interno, establecimiento de objetivos, identificación de eventos, evaluación de riesgos, respuesta al riesgo, actividades de control, información y comunicación, y supervisión (COSO, 2004). En 2017 se actualizó bajo el título Enterprise Risk Management: </w:t>
+        <w:t>identificar, evaluar y responder a los eventos que afectan el logro de los objetivos.</w:t>
+      </w:r>
+      <w:r>
+        <w:t xml:space="preserve"> </w:t>
+      </w:r>
+      <w:r>
+        <w:t xml:space="preserve">COSO II corresponde a ese marco de gestión de riesgos, publicado originalmente en 2004 y organizado en ocho componentes: ambiente interno, establecimiento de objetivos, identificación de eventos, evaluación de riesgos, respuesta al riesgo, actividades de control, información y comunicación, y supervisión (COSO, 2004). En 2017 se actualizó bajo el título Enterprise Risk Management: </w:t>
       </w:r>
       <w:proofErr w:type="spellStart"/>
       <w:r>
@@ -9180,7 +9320,7 @@
     </w:p>
     <w:p>
       <w:r>
-        <w:t>Este trabajo adopta la metodología COSO II porque es la versión más consolidada en la práctica industrial para gestionar el riesgo operacional. Su ciclo de identificación de eventos, evaluación del riesgo y respuesta se aplica de forma directa en el nivel de tarea, que es donde se origina buena parte de los riesgos de los procesos de apoyo. Aplicar COSO II en los macroprocesos de apoyo de una empresa del tamaño de Arauco aporta valor, porque permite ligar cada riesgo operacional a la tarea que lo genera y definir controles y planes de mitigación coherentes con la estructura de procesos.</w:t>
+        <w:t>Este trabajo adopta COSO II porque es la versión más consolidada en la práctica industrial para gestionar el riesgo operacional. Su ciclo de identificación de eventos, evaluación del riesgo y respuesta se aplica de forma directa en el nivel de tarea, que es donde se origina buena parte de los riesgos de los procesos de apoyo. Aplicar COSO II en los macroprocesos de apoyo de una empresa del tamaño de Arauco aporta valor, porque permite ligar cada riesgo operacional a la tarea que lo genera y definir controles y planes de mitigación coherentes con la estructura de procesos.</w:t>
       </w:r>
     </w:p>
     <w:p>
@@ -9224,7 +9364,7 @@
       <w:pPr>
         <w:pStyle w:val="Ttulo3"/>
       </w:pPr>
-      <w:bookmarkStart w:id="15" w:name="_Toc240048102"/>
+      <w:bookmarkStart w:id="15" w:name="_Toc240411655"/>
       <w:r>
         <w:lastRenderedPageBreak/>
         <w:t>1.4.5. Sistemas de gestión de riesgos</w:t>
@@ -9266,7 +9406,7 @@
       <w:pPr>
         <w:pStyle w:val="Ttulo2"/>
       </w:pPr>
-      <w:bookmarkStart w:id="16" w:name="_Toc240048103"/>
+      <w:bookmarkStart w:id="16" w:name="_Toc240411656"/>
       <w:r>
         <w:t>1.5. CASO DE ESTUDIO</w:t>
       </w:r>
@@ -9279,11 +9419,11 @@
     </w:p>
     <w:p>
       <w:r>
-        <w:t xml:space="preserve">Arauco es, además, una de las mayores empresas forestales del mundo, con operaciones en varios países y cinco plantas de celulosa en Chile, y ha reforzado su </w:t>
+        <w:t xml:space="preserve">Arauco es, además, una de las mayores empresas forestales del mundo, con operaciones en varios países y cinco plantas de celulosa en Chile, y ha reforzado su perfil de sostenibilidad mediante la emisión de bonos sostenibles por 12 millones de UF (Celulosa Arauco y Constitución S.A., 2024). Por su escala, la actividad forestal y </w:t>
       </w:r>
       <w:r>
         <w:lastRenderedPageBreak/>
-        <w:t>perfil de sostenibilidad mediante la emisión de bonos sostenibles por 12 millones de UF (Celulosa Arauco y Constitución S.A., 2024). Por su escala, la actividad forestal y de celulosa conlleva un impacto ambiental y social significativo, con un uso intensivo de suelo, agua y energía, lo que hace especialmente pertinente gestionar de forma estructurada sus riesgos operacionales. Estudiar los macroprocesos de apoyo de una compañía de esta magnitud permite que los resultados tengan impacto real y sean, a la vez, representativos de una industria estratégica para el país.</w:t>
+        <w:t>de celulosa conlleva un impacto ambiental y social significativo, con un uso intensivo de suelo, agua y energía, lo que hace especialmente pertinente gestionar de forma estructurada sus riesgos operacionales. Estudiar los macroprocesos de apoyo de una compañía de esta magnitud permite que los resultados tengan impacto real y sean, a la vez, representativos de una industria estratégica para el país.</w:t>
       </w:r>
     </w:p>
     <w:p>
@@ -9295,7 +9435,7 @@
       <w:pPr>
         <w:pStyle w:val="Descripcin"/>
       </w:pPr>
-      <w:bookmarkStart w:id="17" w:name="_Toc240048161"/>
+      <w:bookmarkStart w:id="17" w:name="_Toc240411456"/>
       <w:r>
         <w:rPr>
           <w:b/>
@@ -9596,33 +9736,30 @@
     </w:p>
     <w:p>
       <w:r>
-        <w:t xml:space="preserve">El levantamiento y la validación se realizan con los dueños de proceso de MP8 y MP21 a nivel corporativo, es decir, con los responsables que definen ambos </w:t>
-      </w:r>
-      <w:r>
-        <w:lastRenderedPageBreak/>
-        <w:t>macroprocesos para el conjunto de las plantas. La elección de este nivel de análisis obedece a la naturaleza transversal de los macroprocesos y a la disposición formal de la organización para participar en el desarrollo de este trabajo.</w:t>
+        <w:t>El levantamiento y la validación se realizan con los dueños de proceso de MP8 y MP21 a nivel corporativo, es decir, con los responsables que definen ambos macroprocesos para el conjunto de las plantas. La elección de este nivel de análisis obedece a la naturaleza transversal de los macroprocesos y a la disposición formal de la organización para participar en el desarrollo de este trabajo.</w:t>
       </w:r>
     </w:p>
     <w:p>
       <w:pPr>
         <w:pStyle w:val="Ttulo3"/>
       </w:pPr>
-      <w:bookmarkStart w:id="18" w:name="_Toc240048104"/>
-      <w:r>
+      <w:bookmarkStart w:id="18" w:name="_Toc240411657"/>
+      <w:r>
+        <w:lastRenderedPageBreak/>
         <w:t>1.5.1. Contexto organizacional: Arauco y el Modelo de Gestión Operacional</w:t>
       </w:r>
       <w:bookmarkEnd w:id="18"/>
     </w:p>
     <w:p>
       <w:r>
-        <w:t xml:space="preserve">Arauco es una de las mayores empresas forestales del mundo, con operaciones en Chile, Argentina, Brasil, Uruguay y Norteamérica. En Chile opera cinco plantas productivas de celulosa, ubicadas en las localidades de Arauco, Constitución, Licancel, Nueva Aldea y Valdivia, y cuenta además con una planta de celulosa en Puerto Esperanza, Argentina; todas ejecutan los mismos macroprocesos de apoyo con distintos grados de estandarización. La compañía cuenta con un Modelo de Gestión Operacional que fija los lineamientos para gestionar sus procesos, pero los macroprocesos de Gestión de Personas y Servicios Generales todavía no disponen de una arquitectura formalizada bajo ese modelo. Esa ausencia genera brechas de estandarización entre plantas y limita la capacidad de identificar los riesgos operacionales de manera sistemática.</w:t>
+        <w:t>Arauco es una de las mayores empresas forestales del mundo, con operaciones en Chile, Argentina, Brasil, Uruguay y Norteamérica. En Chile opera cinco plantas productivas de celulosa, ubicadas en las localidades de Arauco, Constitución, Licancel, Nueva Aldea y Valdivia, y cuenta además con una planta de celulosa en Puerto Esperanza, Argentina; todas ejecutan los mismos macroprocesos de apoyo con distintos grados de estandarización. La compañía cuenta con un Modelo de Gestión Operacional que fija los lineamientos para gestionar sus procesos, pero los macroprocesos de Gestión de Personas y Servicios Generales todavía no disponen de una arquitectura formalizada bajo ese modelo. Esa ausencia genera brechas de estandarización entre plantas y limita la capacidad de identificar los riesgos operacionales de manera sistemática.</w:t>
       </w:r>
     </w:p>
     <w:p>
       <w:pPr>
         <w:pStyle w:val="Ttulo2"/>
       </w:pPr>
-      <w:bookmarkStart w:id="19" w:name="_Toc240048105"/>
+      <w:bookmarkStart w:id="19" w:name="_Toc240411658"/>
       <w:r>
         <w:t>1.6. OBJETIVOS</w:t>
       </w:r>
@@ -9632,7 +9769,7 @@
       <w:pPr>
         <w:pStyle w:val="Ttulo3"/>
       </w:pPr>
-      <w:bookmarkStart w:id="20" w:name="_Toc240048106"/>
+      <w:bookmarkStart w:id="20" w:name="_Toc240411659"/>
       <w:r>
         <w:t>1.6.1. Objetivo general</w:t>
       </w:r>
@@ -9640,14 +9777,14 @@
     </w:p>
     <w:p>
       <w:r>
-        <w:t>Estructurar un sistema de gestión de riesgos según metodología COSO II para los macroprocesos de Gestión de Personas (MP8) y Servicios Generales (MP21) de Celulosa Arauco y Constitución S.A.</w:t>
+        <w:t>Estructurar un sistema de gestión de riesgos según COSO II para los macroprocesos de Gestión de Personas (MP8) y Servicios Generales (MP21) de Celulosa Arauco y Constitución S.A.</w:t>
       </w:r>
     </w:p>
     <w:p>
       <w:pPr>
         <w:pStyle w:val="Ttulo3"/>
       </w:pPr>
-      <w:bookmarkStart w:id="21" w:name="_Toc240048107"/>
+      <w:bookmarkStart w:id="21" w:name="_Toc240411660"/>
       <w:r>
         <w:t>1.6.2. Objetivos específicos</w:t>
       </w:r>
@@ -9671,7 +9808,7 @@
         <w:pStyle w:val="Vineta"/>
       </w:pPr>
       <w:r>
-        <w:t>-  OE2. Evaluar los riesgos operacionales asociados a las tareas modeladas de ambos macroprocesos según metodología COSO II.</w:t>
+        <w:t>-  OE2. Evaluar los riesgos operacionales asociados a las tareas modeladas de ambos macroprocesos según COSO II.</w:t>
       </w:r>
     </w:p>
     <w:p>
@@ -9679,16 +9816,16 @@
         <w:pStyle w:val="Vineta"/>
       </w:pPr>
       <w:r>
-        <w:lastRenderedPageBreak/>
-        <w:t>-  OE3. Elaborar el sistema de gestión de riesgos para MP8 y MP21, integrando el catálogo de riesgos y sus planes de mitigación según metodología COSO II.</w:t>
+        <w:t>-  OE3. Elaborar el sistema de gestión de riesgos para MP8 y MP21, integrando el catálogo de riesgos y sus planes de mitigación según COSO II.</w:t>
       </w:r>
     </w:p>
     <w:p>
       <w:pPr>
         <w:pStyle w:val="Ttulo3"/>
       </w:pPr>
-      <w:bookmarkStart w:id="22" w:name="_Toc240048108"/>
-      <w:r>
+      <w:bookmarkStart w:id="22" w:name="_Toc240411661"/>
+      <w:r>
+        <w:lastRenderedPageBreak/>
         <w:t>1.6.3. Alcance de los objetivos</w:t>
       </w:r>
       <w:bookmarkEnd w:id="22"/>
@@ -9703,7 +9840,13 @@
       </w:r>
       <w:proofErr w:type="spellEnd"/>
       <w:r>
-        <w:t xml:space="preserve"> Framework de APQC v8.0 como referencia de clasificación de apoyo. La evaluación de riesgos (OE2) se aplica sobre la totalidad de las tareas modeladas en OE1, conforme a la metodología COSO II. La elaboración del sistema de gestión de riesgos (OE3) integra el catálogo de riesgos evaluados con sus planes de mitigación y una capa de gobernanza y monitoreo.</w:t>
+        <w:t xml:space="preserve"> Framework de APQC v8.0 como referencia de clasificación de apoyo. La evaluación de riesgos (OE2) se aplica sobre la totalidad de las tareas modeladas en OE1, conforme </w:t>
+      </w:r>
+      <w:r>
+        <w:t xml:space="preserve">a </w:t>
+      </w:r>
+      <w:r>
+        <w:t>COSO II. La elaboración del sistema de gestión de riesgos (OE3) integra el catálogo de riesgos evaluados con sus planes de mitigación y una capa de gobernanza y monitoreo.</w:t>
       </w:r>
     </w:p>
     <w:p>
@@ -9715,7 +9858,7 @@
       <w:pPr>
         <w:pStyle w:val="Ttulo1"/>
       </w:pPr>
-      <w:bookmarkStart w:id="23" w:name="_Toc240048109"/>
+      <w:bookmarkStart w:id="23" w:name="_Toc240411662"/>
       <w:r>
         <w:lastRenderedPageBreak/>
         <w:t>CAPÍTULO 2 METODOLOGÍA</w:t>
@@ -9731,7 +9874,7 @@
       <w:pPr>
         <w:pStyle w:val="Ttulo2"/>
       </w:pPr>
-      <w:bookmarkStart w:id="24" w:name="_Toc240048110"/>
+      <w:bookmarkStart w:id="24" w:name="_Toc240411663"/>
       <w:r>
         <w:t>2.1. DISEÑO DE INVESTIGACIÓN</w:t>
       </w:r>
@@ -9756,7 +9899,7 @@
       <w:pPr>
         <w:pStyle w:val="Descripcin"/>
       </w:pPr>
-      <w:bookmarkStart w:id="25" w:name="_Toc240048160"/>
+      <w:bookmarkStart w:id="25" w:name="_Toc240411465"/>
       <w:r>
         <w:rPr>
           <w:b/>
@@ -10007,7 +10150,7 @@
       <w:pPr>
         <w:pStyle w:val="Ttulo2"/>
       </w:pPr>
-      <w:bookmarkStart w:id="26" w:name="_Toc240048111"/>
+      <w:bookmarkStart w:id="26" w:name="_Toc240411664"/>
       <w:r>
         <w:t>2.2. UNIDAD DE ANÁLISIS Y PARTICIPANTES</w:t>
       </w:r>
@@ -10032,7 +10175,7 @@
       <w:pPr>
         <w:pStyle w:val="Ttulo2"/>
       </w:pPr>
-      <w:bookmarkStart w:id="27" w:name="_Toc240048112"/>
+      <w:bookmarkStart w:id="27" w:name="_Toc240411665"/>
       <w:r>
         <w:t>2.3. MÉTODOS POR OBJETIVO ESPECÍFICO</w:t>
       </w:r>
@@ -10047,7 +10190,7 @@
       <w:pPr>
         <w:pStyle w:val="Ttulo3"/>
       </w:pPr>
-      <w:bookmarkStart w:id="28" w:name="_Toc240048113"/>
+      <w:bookmarkStart w:id="28" w:name="_Toc240411666"/>
       <w:r>
         <w:lastRenderedPageBreak/>
         <w:t>2.3.1. Objetivo específico 1: modelamiento de la arquitectura de procesos</w:t>
@@ -10124,7 +10267,7 @@
       <w:pPr>
         <w:pStyle w:val="Ttulo3"/>
       </w:pPr>
-      <w:bookmarkStart w:id="29" w:name="_Toc240048114"/>
+      <w:bookmarkStart w:id="29" w:name="_Toc240411667"/>
       <w:r>
         <w:t>2.3.2. Objetivo específico 2: evaluación de riesgos por tarea</w:t>
       </w:r>
@@ -10146,7 +10289,7 @@
     </w:p>
     <w:p>
       <w:r>
-        <w:t>Intervención. La evaluación se realiza sobre la totalidad de las tareas modeladas, aplicando la metodología COSO II. Para cada tarea se identifican los eventos de riesgo y, para cada uno, su categoría, la probabilidad de ocurrencia, el impacto potencial, el riesgo inherente, los controles existentes y el riesgo residual. El levantamiento se efectúa mediante talleres de análisis de riesgo con los dueños de proceso, con el investigador como facilitador.</w:t>
+        <w:t>Intervención. La evaluación se realiza sobre la totalidad de las tareas modeladas, aplicando COSO II. Para cada tarea se identifican los eventos de riesgo y, para cada uno, su categoría, la probabilidad de ocurrencia, el impacto potencial, el riesgo inherente, los controles existentes y el riesgo residual. El levantamiento se efectúa mediante talleres de análisis de riesgo con los dueños de proceso, con el investigador como facilitador.</w:t>
       </w:r>
     </w:p>
     <w:p>
@@ -10158,7 +10301,7 @@
       <w:pPr>
         <w:pStyle w:val="Ttulo3"/>
       </w:pPr>
-      <w:bookmarkStart w:id="30" w:name="_Toc240048115"/>
+      <w:bookmarkStart w:id="30" w:name="_Toc240411668"/>
       <w:r>
         <w:t>2.3.3. Objetivo específico 3: elaboración del sistema de gestión de riesgos</w:t>
       </w:r>
@@ -10192,7 +10335,7 @@
       <w:pPr>
         <w:pStyle w:val="Ttulo2"/>
       </w:pPr>
-      <w:bookmarkStart w:id="31" w:name="_Toc240048116"/>
+      <w:bookmarkStart w:id="31" w:name="_Toc240411669"/>
       <w:r>
         <w:t>2.4. INDICADORES DE LOGRO</w:t>
       </w:r>
@@ -10207,7 +10350,7 @@
       <w:pPr>
         <w:pStyle w:val="Descripcin"/>
       </w:pPr>
-      <w:bookmarkStart w:id="32" w:name="_Toc240048162"/>
+      <w:bookmarkStart w:id="32" w:name="_Toc240411457"/>
       <w:r>
         <w:rPr>
           <w:b/>
@@ -10665,7 +10808,7 @@
       <w:pPr>
         <w:pStyle w:val="Ttulo2"/>
       </w:pPr>
-      <w:bookmarkStart w:id="33" w:name="_Toc240048117"/>
+      <w:bookmarkStart w:id="33" w:name="_Toc240411670"/>
       <w:r>
         <w:lastRenderedPageBreak/>
         <w:t>2.5. INSTRUMENTOS Y TÉCNICAS DE RECOLECCIÓN DE DATOS</w:t>
@@ -10739,7 +10882,7 @@
       <w:pPr>
         <w:pStyle w:val="Ttulo2"/>
       </w:pPr>
-      <w:bookmarkStart w:id="34" w:name="_Toc240048118"/>
+      <w:bookmarkStart w:id="34" w:name="_Toc240411671"/>
       <w:r>
         <w:t>2.6. ANÁLISIS DE LOS DATOS</w:t>
       </w:r>
@@ -10763,7 +10906,7 @@
       <w:pPr>
         <w:pStyle w:val="Ttulo2"/>
       </w:pPr>
-      <w:bookmarkStart w:id="35" w:name="_Toc240048119"/>
+      <w:bookmarkStart w:id="35" w:name="_Toc240411672"/>
       <w:r>
         <w:t>2.7. CONSIDERACIONES ÉTICAS Y DE CONFIDENCIALIDAD</w:t>
       </w:r>
@@ -10797,7 +10940,7 @@
       <w:pPr>
         <w:pStyle w:val="Ttulo1"/>
       </w:pPr>
-      <w:bookmarkStart w:id="36" w:name="_Toc240048120"/>
+      <w:bookmarkStart w:id="36" w:name="_Toc240411673"/>
       <w:r>
         <w:lastRenderedPageBreak/>
         <w:t>CAPÍTULO 3 RESULTADOS Y DISCUSIÓN</w:t>
@@ -10813,7 +10956,7 @@
       <w:pPr>
         <w:pStyle w:val="Ttulo2"/>
       </w:pPr>
-      <w:bookmarkStart w:id="37" w:name="_Toc240048121"/>
+      <w:bookmarkStart w:id="37" w:name="_Toc240411674"/>
       <w:r>
         <w:t>3.1. ESTADO GENERAL DE AVANCE</w:t>
       </w:r>
@@ -10828,7 +10971,7 @@
       <w:pPr>
         <w:pStyle w:val="Descripcin"/>
       </w:pPr>
-      <w:bookmarkStart w:id="38" w:name="_Toc240048163"/>
+      <w:bookmarkStart w:id="38" w:name="_Toc240411458"/>
       <w:r>
         <w:rPr>
           <w:b/>
@@ -12313,7 +12456,7 @@
       <w:pPr>
         <w:pStyle w:val="Ttulo2"/>
       </w:pPr>
-      <w:bookmarkStart w:id="39" w:name="_Toc240048122"/>
+      <w:bookmarkStart w:id="39" w:name="_Toc240411675"/>
       <w:r>
         <w:t>3.2. RESULTADOS DEL OBJETIVO ESPECÍFICO 1</w:t>
       </w:r>
@@ -12328,7 +12471,7 @@
       <w:pPr>
         <w:pStyle w:val="Ttulo3"/>
       </w:pPr>
-      <w:bookmarkStart w:id="40" w:name="_Toc240048123"/>
+      <w:bookmarkStart w:id="40" w:name="_Toc240411676"/>
       <w:r>
         <w:t>3.2.1. Diagnóstico documental preliminar</w:t>
       </w:r>
@@ -12380,7 +12523,7 @@
       <w:pPr>
         <w:pStyle w:val="Descripcin"/>
       </w:pPr>
-      <w:bookmarkStart w:id="41" w:name="_Toc240048164"/>
+      <w:bookmarkStart w:id="41" w:name="_Toc240411459"/>
       <w:r>
         <w:rPr>
           <w:b/>
@@ -12834,7 +12977,7 @@
       <w:pPr>
         <w:pStyle w:val="Ttulo3"/>
       </w:pPr>
-      <w:bookmarkStart w:id="42" w:name="_Toc240048124"/>
+      <w:bookmarkStart w:id="42" w:name="_Toc240411677"/>
       <w:r>
         <w:t>3.2.2. Flujo único de información del macroproceso MP8</w:t>
       </w:r>
@@ -12857,7 +13000,7 @@
       <w:pPr>
         <w:pStyle w:val="Descripcin"/>
       </w:pPr>
-      <w:bookmarkStart w:id="43" w:name="_Toc240048165"/>
+      <w:bookmarkStart w:id="43" w:name="_Toc240411460"/>
       <w:r>
         <w:rPr>
           <w:b/>
@@ -13658,7 +13801,7 @@
       <w:pPr>
         <w:pStyle w:val="Descripcin"/>
       </w:pPr>
-      <w:bookmarkStart w:id="44" w:name="_Toc240048166"/>
+      <w:bookmarkStart w:id="44" w:name="_Toc240411461"/>
       <w:r>
         <w:rPr>
           <w:b/>
@@ -17696,7 +17839,7 @@
       <w:pPr>
         <w:pStyle w:val="Ttulo3"/>
       </w:pPr>
-      <w:bookmarkStart w:id="45" w:name="_Toc240048125"/>
+      <w:bookmarkStart w:id="45" w:name="_Toc240411678"/>
       <w:r>
         <w:t>3.2.3. Brechas de levantamiento declaradas</w:t>
       </w:r>
@@ -17715,7 +17858,7 @@
       <w:pPr>
         <w:pStyle w:val="Descripcin"/>
       </w:pPr>
-      <w:bookmarkStart w:id="46" w:name="_Toc240048167"/>
+      <w:bookmarkStart w:id="46" w:name="_Toc240411462"/>
       <w:r>
         <w:rPr>
           <w:b/>
@@ -19052,7 +19195,7 @@
       <w:pPr>
         <w:pStyle w:val="Ttulo3"/>
       </w:pPr>
-      <w:bookmarkStart w:id="47" w:name="_Toc240048126"/>
+      <w:bookmarkStart w:id="47" w:name="_Toc240411679"/>
       <w:r>
         <w:t>3.2.4. Aportes de las entrevistas y tensiones detectadas</w:t>
       </w:r>
@@ -19080,7 +19223,7 @@
       <w:pPr>
         <w:pStyle w:val="Ttulo3"/>
       </w:pPr>
-      <w:bookmarkStart w:id="48" w:name="_Toc240048127"/>
+      <w:bookmarkStart w:id="48" w:name="_Toc240411680"/>
       <w:r>
         <w:t>3.2.5. Estado de los indicadores del objetivo específico 1</w:t>
       </w:r>
@@ -19099,7 +19242,7 @@
       <w:pPr>
         <w:pStyle w:val="Descripcin"/>
       </w:pPr>
-      <w:bookmarkStart w:id="49" w:name="_Toc240048168"/>
+      <w:bookmarkStart w:id="49" w:name="_Toc240411463"/>
       <w:r>
         <w:rPr>
           <w:b/>
@@ -19551,7 +19694,7 @@
       <w:pPr>
         <w:pStyle w:val="Ttulo3"/>
       </w:pPr>
-      <w:bookmarkStart w:id="50" w:name="_Toc240048128"/>
+      <w:bookmarkStart w:id="50" w:name="_Toc240411681"/>
       <w:r>
         <w:t>3.2.6. Validación de los resultados</w:t>
       </w:r>
@@ -19571,7 +19714,7 @@
       <w:pPr>
         <w:pStyle w:val="Ttulo3"/>
       </w:pPr>
-      <w:bookmarkStart w:id="51" w:name="_Toc240048129"/>
+      <w:bookmarkStart w:id="51" w:name="_Toc240411682"/>
       <w:r>
         <w:t>3.2.7. Estado del macroproceso MP21</w:t>
       </w:r>
@@ -19590,7 +19733,7 @@
       <w:pPr>
         <w:pStyle w:val="Ttulo2"/>
       </w:pPr>
-      <w:bookmarkStart w:id="52" w:name="_Toc240048130"/>
+      <w:bookmarkStart w:id="52" w:name="_Toc240411683"/>
       <w:r>
         <w:t>3.3. RESULTADOS DEL OBJETIVO ESPECÍFICO 2</w:t>
       </w:r>
@@ -19598,7 +19741,7 @@
     </w:p>
     <w:p>
       <w:r>
-        <w:t>El objetivo específico 2 consiste en evaluar los riesgos operacionales asociados a las tareas modeladas según la metodología COSO II. Su desarrollo está programado a partir de la semana 12 y depende de la arquitectura segmentada en cinco niveles, que delimita el universo de tareas a evaluar. A la fecha de este informe no se dispone de resultados para este objetivo.</w:t>
+        <w:t>El objetivo específico 2 consiste en evaluar los riesgos operacionales asociados a las tareas modeladas según COSO II. Su desarrollo está programado a partir de la semana 12 y depende de la arquitectura segmentada en cinco niveles, que delimita el universo de tareas a evaluar. A la fecha de este informe no se dispone de resultados para este objetivo.</w:t>
       </w:r>
     </w:p>
     <w:p>
@@ -19615,7 +19758,7 @@
       <w:pPr>
         <w:pStyle w:val="Ttulo2"/>
       </w:pPr>
-      <w:bookmarkStart w:id="53" w:name="_Toc240048131"/>
+      <w:bookmarkStart w:id="53" w:name="_Toc240411684"/>
       <w:r>
         <w:t>3.4. RESULTADOS DEL OBJETIVO ESPECÍFICO 3</w:t>
       </w:r>
@@ -19641,7 +19784,7 @@
       <w:pPr>
         <w:pStyle w:val="Ttulo2"/>
       </w:pPr>
-      <w:bookmarkStart w:id="54" w:name="_Toc240048132"/>
+      <w:bookmarkStart w:id="54" w:name="_Toc240411685"/>
       <w:r>
         <w:t>3.5. DISCUSIÓN</w:t>
       </w:r>
@@ -19704,7 +19847,7 @@
       <w:pPr>
         <w:pStyle w:val="Ttulo2"/>
       </w:pPr>
-      <w:bookmarkStart w:id="55" w:name="_Toc240048133"/>
+      <w:bookmarkStart w:id="55" w:name="_Toc240411686"/>
       <w:r>
         <w:t>3.6. LIMITACIONES</w:t>
       </w:r>
@@ -19784,7 +19927,7 @@
       <w:pPr>
         <w:pStyle w:val="Ttulo1"/>
       </w:pPr>
-      <w:bookmarkStart w:id="56" w:name="_Toc240048134"/>
+      <w:bookmarkStart w:id="56" w:name="_Toc240411687"/>
       <w:r>
         <w:lastRenderedPageBreak/>
         <w:t>CAPÍTULO 4 CONCLUSIONES</w:t>
@@ -19824,7 +19967,7 @@
     </w:p>
     <w:p>
       <w:r>
-        <w:t>Respecto del objetivo general, orientado a estructurar un sistema de gestión de riesgos según metodología COSO II para MP8 y MP21, el avance alcanzado permite confirmar la viabilidad del enfoque metodológico adoptado y la disponibilidad de las condiciones organizacionales necesarias para su desarrollo, en particular el acceso a la documentación interna y la participación de los dueños de proceso a nivel corporativo. La secuencia consistente en levantar el flujo de información y derivar de él la jerarquía resultó aplicable en un macroproceso real y permitió sostener la regla de trazabilidad sin recurrir a supuestos, lo que respalda su empleo en el levantamiento pendiente de MP21.</w:t>
+        <w:t>Respecto del objetivo general, orientado a estructurar un sistema de gestión de riesgos según COSO II para MP8 y MP21, el avance alcanzado permite confirmar la viabilidad del enfoque metodológico adoptado y la disponibilidad de las condiciones organizacionales necesarias para su desarrollo, en particular el acceso a la documentación interna y la participación de los dueños de proceso a nivel corporativo. La secuencia consistente en levantar el flujo de información y derivar de él la jerarquía resultó aplicable en un macroproceso real y permitió sostener la regla de trazabilidad sin recurrir a supuestos, lo que respalda su empleo en el levantamiento pendiente de MP21.</w:t>
       </w:r>
     </w:p>
     <w:p>
@@ -19836,7 +19979,7 @@
       <w:pPr>
         <w:pStyle w:val="Ttulo1"/>
       </w:pPr>
-      <w:bookmarkStart w:id="57" w:name="_Toc240048135"/>
+      <w:bookmarkStart w:id="57" w:name="_Toc240411688"/>
       <w:r>
         <w:lastRenderedPageBreak/>
         <w:t>CAPÍTULO 5 RECOMENDACIONES</w:t>
@@ -19852,7 +19995,7 @@
       <w:pPr>
         <w:pStyle w:val="Ttulo2"/>
       </w:pPr>
-      <w:bookmarkStart w:id="58" w:name="_Toc240048136"/>
+      <w:bookmarkStart w:id="58" w:name="_Toc240411689"/>
       <w:r>
         <w:t>5.1. RECOMENDACIONES PARA LA ORGANIZACIÓN</w:t>
       </w:r>
@@ -19894,7 +20037,7 @@
       <w:pPr>
         <w:pStyle w:val="Ttulo2"/>
       </w:pPr>
-      <w:bookmarkStart w:id="59" w:name="_Toc240048137"/>
+      <w:bookmarkStart w:id="59" w:name="_Toc240411690"/>
       <w:r>
         <w:t>5.2. RECOMENDACIONES PARA TRABAJOS FUTUROS</w:t>
       </w:r>
@@ -19952,7 +20095,7 @@
       <w:pPr>
         <w:pStyle w:val="Ttulo1"/>
       </w:pPr>
-      <w:bookmarkStart w:id="60" w:name="_Toc240048138"/>
+      <w:bookmarkStart w:id="60" w:name="_Toc240411691"/>
       <w:r>
         <w:lastRenderedPageBreak/>
         <w:t>RECONOCIMIENTOS</w:t>
@@ -19968,7 +20111,7 @@
       <w:pPr>
         <w:pStyle w:val="Ttulo1"/>
       </w:pPr>
-      <w:bookmarkStart w:id="61" w:name="_Toc240048139"/>
+      <w:bookmarkStart w:id="61" w:name="_Toc240411692"/>
       <w:r>
         <w:lastRenderedPageBreak/>
         <w:t>REFERENCIAS BIBLIOGRÁFICAS</w:t>
@@ -22036,7 +22179,47 @@
       </w:r>
       <w:proofErr w:type="spellStart"/>
       <w:r>
-        <w:t>industry: Perspectives from Turkish hotels and hospitals</w:t>
+        <w:t>industry</w:t>
+      </w:r>
+      <w:proofErr w:type="spellEnd"/>
+      <w:r>
+        <w:t xml:space="preserve">: </w:t>
+      </w:r>
+      <w:proofErr w:type="spellStart"/>
+      <w:r>
+        <w:t>Perspectives</w:t>
+      </w:r>
+      <w:proofErr w:type="spellEnd"/>
+      <w:r>
+        <w:t xml:space="preserve"> </w:t>
+      </w:r>
+      <w:proofErr w:type="spellStart"/>
+      <w:r>
+        <w:t>from</w:t>
+      </w:r>
+      <w:proofErr w:type="spellEnd"/>
+      <w:r>
+        <w:t xml:space="preserve"> </w:t>
+      </w:r>
+      <w:proofErr w:type="spellStart"/>
+      <w:r>
+        <w:t>Turkish</w:t>
+      </w:r>
+      <w:proofErr w:type="spellEnd"/>
+      <w:r>
+        <w:t xml:space="preserve"> </w:t>
+      </w:r>
+      <w:proofErr w:type="spellStart"/>
+      <w:r>
+        <w:t>hotels</w:t>
+      </w:r>
+      <w:proofErr w:type="spellEnd"/>
+      <w:r>
+        <w:t xml:space="preserve"> and </w:t>
+      </w:r>
+      <w:proofErr w:type="spellStart"/>
+      <w:r>
+        <w:t>hospitals</w:t>
       </w:r>
       <w:proofErr w:type="spellEnd"/>
       <w:r>
@@ -22663,7 +22846,7 @@
       <w:pPr>
         <w:pStyle w:val="Ttulo1"/>
       </w:pPr>
-      <w:bookmarkStart w:id="62" w:name="_Toc240048140"/>
+      <w:bookmarkStart w:id="62" w:name="_Toc240411693"/>
       <w:r>
         <w:lastRenderedPageBreak/>
         <w:t>ANEXOS</w:t>
@@ -22727,7 +22910,7 @@
       <w:pPr>
         <w:pStyle w:val="Ttulo1"/>
       </w:pPr>
-      <w:bookmarkStart w:id="63" w:name="_Toc240048141"/>
+      <w:bookmarkStart w:id="63" w:name="_Toc240411694"/>
       <w:r>
         <w:lastRenderedPageBreak/>
         <w:t>ANEXO A. PLAN DE TRABAJO DETALLADO</w:t>
@@ -22743,7 +22926,7 @@
       <w:pPr>
         <w:pStyle w:val="Ttulo2"/>
       </w:pPr>
-      <w:bookmarkStart w:id="64" w:name="_Toc240048142"/>
+      <w:bookmarkStart w:id="64" w:name="_Toc240411695"/>
       <w:r>
         <w:t>A.1. ACTIVIDADES DEL OBJETIVO ESPECÍFICO 1</w:t>
       </w:r>
@@ -22834,7 +23017,7 @@
       <w:pPr>
         <w:pStyle w:val="Ttulo2"/>
       </w:pPr>
-      <w:bookmarkStart w:id="65" w:name="_Toc240048143"/>
+      <w:bookmarkStart w:id="65" w:name="_Toc240411696"/>
       <w:r>
         <w:t>A.2. ACTIVIDADES DEL OBJETIVO ESPECÍFICO 2</w:t>
       </w:r>
@@ -22880,7 +23063,7 @@
       <w:pPr>
         <w:pStyle w:val="Ttulo2"/>
       </w:pPr>
-      <w:bookmarkStart w:id="66" w:name="_Toc240048144"/>
+      <w:bookmarkStart w:id="66" w:name="_Toc240411697"/>
       <w:r>
         <w:t>A.3. ACTIVIDADES DEL OBJETIVO ESPECÍFICO 3</w:t>
       </w:r>
@@ -22922,7 +23105,7 @@
       <w:pPr>
         <w:pStyle w:val="Ttulo2"/>
       </w:pPr>
-      <w:bookmarkStart w:id="67" w:name="_Toc240048145"/>
+      <w:bookmarkStart w:id="67" w:name="_Toc240411698"/>
       <w:r>
         <w:t>A.4. ACTIVIDADES GENERALES</w:t>
       </w:r>
@@ -22964,7 +23147,7 @@
       <w:pPr>
         <w:pStyle w:val="Ttulo1"/>
       </w:pPr>
-      <w:bookmarkStart w:id="68" w:name="_Toc240048146"/>
+      <w:bookmarkStart w:id="68" w:name="_Toc240411699"/>
       <w:r>
         <w:lastRenderedPageBreak/>
         <w:t>ANEXO B. CARTA GANTT</w:t>
@@ -22980,7 +23163,7 @@
       <w:pPr>
         <w:pStyle w:val="Descripcin"/>
       </w:pPr>
-      <w:bookmarkStart w:id="69" w:name="_Toc240048169"/>
+      <w:bookmarkStart w:id="69" w:name="_Toc240411464"/>
       <w:r>
         <w:rPr>
           <w:b/>
@@ -30562,7 +30745,7 @@
       <w:pPr>
         <w:pStyle w:val="Ttulo1"/>
       </w:pPr>
-      <w:bookmarkStart w:id="70" w:name="_Toc240048147"/>
+      <w:bookmarkStart w:id="70" w:name="_Toc240411700"/>
       <w:r>
         <w:lastRenderedPageBreak/>
         <w:t>ANEXO C. INFRAESTRUCTURA DISPONIBLE Y RECURSOS</w:t>
@@ -30619,7 +30802,7 @@
         <w:pStyle w:val="Vineta"/>
       </w:pPr>
       <w:r>
-        <w:t>-  En las actividades de evaluación de riesgos y diseño del sistema, A2.1, A2.2 y A3.1, se utiliza la metodología COSO II, en sus versiones de 2004 y 2017, disponible mediante acceso a la biblioteca virtual de la Universidad de La Frontera.</w:t>
+        <w:t>-  En las actividades de evaluación de riesgos y diseño del sistema, A2.1, A2.2 y A3.1, se utiliza COSO II, en sus versiones de 2004 y 2017, disponible mediante acceso a la biblioteca virtual de la Universidad de La Frontera.</w:t>
       </w:r>
     </w:p>
     <w:p>
@@ -30634,7 +30817,7 @@
       <w:pPr>
         <w:pStyle w:val="Ttulo1"/>
       </w:pPr>
-      <w:bookmarkStart w:id="71" w:name="_Toc240048148"/>
+      <w:bookmarkStart w:id="71" w:name="_Toc240411701"/>
       <w:r>
         <w:lastRenderedPageBreak/>
         <w:t>ANEXO D. PAUTAS DE RECOLECCIÓN DE DATOS</w:t>
@@ -30650,7 +30833,7 @@
       <w:pPr>
         <w:pStyle w:val="Ttulo1"/>
       </w:pPr>
-      <w:bookmarkStart w:id="72" w:name="_Toc240048149"/>
+      <w:bookmarkStart w:id="72" w:name="_Toc240411702"/>
       <w:r>
         <w:lastRenderedPageBreak/>
         <w:t>ANEXO E. CARTA DE COMPROMISO DE LA EMPRESA</w:t>
@@ -30666,7 +30849,7 @@
       <w:pPr>
         <w:pStyle w:val="Ttulo1"/>
       </w:pPr>
-      <w:bookmarkStart w:id="73" w:name="_Toc240048150"/>
+      <w:bookmarkStart w:id="73" w:name="_Toc240411703"/>
       <w:r>
         <w:lastRenderedPageBreak/>
         <w:t>ANEXO F. SOLICITUD DE CONFIDENCIALIDAD DEL TRABAJO DE GRADO</w:t>
@@ -30679,7 +30862,7 @@
       </w:r>
     </w:p>
     <w:sectPr>
-      <w:footerReference w:type="default" r:id="rId7"/>
+      <w:footerReference w:type="default" r:id="rId8"/>
       <w:pgSz w:w="12240" w:h="15840"/>
       <w:pgMar w:top="1417" w:right="1417" w:bottom="1417" w:left="1701" w:header="708" w:footer="708" w:gutter="0"/>
       <w:pgNumType w:start="1"/>
@@ -31723,4 +31906,16 @@
     </a:ext>
   </a:extLst>
 </a:theme>
+</file>
+
+<file path=customXml/item1.xml><?xml version="1.0" encoding="utf-8"?>
+<b:Sources xmlns:b="http://schemas.openxmlformats.org/officeDocument/2006/bibliography" xmlns="http://schemas.openxmlformats.org/officeDocument/2006/bibliography" SelectedStyle="/APASixthEditionOfficeOnline.xsl" StyleName="APA" Version="6"/>
+</file>
+
+<file path=customXml/itemProps1.xml><?xml version="1.0" encoding="utf-8"?>
+<ds:datastoreItem xmlns:ds="http://schemas.openxmlformats.org/officeDocument/2006/customXml" ds:itemID="{BFC3160B-4F06-554C-9F1E-32802C18D582}">
+  <ds:schemaRefs>
+    <ds:schemaRef ds:uri="http://schemas.openxmlformats.org/officeDocument/2006/bibliography"/>
+  </ds:schemaRefs>
+</ds:datastoreItem>
 </file>